--- a/Assignment-Microservices.docx
+++ b/Assignment-Microservices.docx
@@ -14,129 +14,639 @@
           <w:b/>
           <w:bCs/>
         </w:rPr>
-        <w:t>Assignment: Employee–Department Microservices with Eureka Server</w:t>
-      </w:r>
-    </w:p>
-    <w:p>
-      <w:pPr>
+        <w:t xml:space="preserve">Assignment: Extending Employee–Department Microservices with API Gateway and </w:t>
+      </w:r>
+      <w:proofErr w:type="spellStart"/>
+      <w:r>
         <w:rPr>
           <w:b/>
           <w:bCs/>
         </w:rPr>
-      </w:pPr>
-      <w:r>
+        <w:t>OpenFeign</w:t>
+      </w:r>
+      <w:proofErr w:type="spellEnd"/>
+    </w:p>
+    <w:p>
+      <w:r>
+        <w:t>Problem Statement</w:t>
+      </w:r>
+    </w:p>
+    <w:p>
+      <w:r>
+        <w:t>Extend the existing Employee–Department Microservices with Eureka Server application by adding:</w:t>
+      </w:r>
+    </w:p>
+    <w:p>
+      <w:pPr>
+        <w:numPr>
+          <w:ilvl w:val="0"/>
+          <w:numId w:val="3"/>
+        </w:numPr>
+      </w:pPr>
+      <w:r>
+        <w:t>API Gateway</w:t>
+      </w:r>
+    </w:p>
+    <w:p>
+      <w:pPr>
+        <w:numPr>
+          <w:ilvl w:val="0"/>
+          <w:numId w:val="3"/>
+        </w:numPr>
+      </w:pPr>
+      <w:proofErr w:type="spellStart"/>
+      <w:r>
+        <w:t>OpenFeign</w:t>
+      </w:r>
+      <w:proofErr w:type="spellEnd"/>
+      <w:r>
+        <w:t xml:space="preserve"> Client</w:t>
+      </w:r>
+    </w:p>
+    <w:p>
+      <w:pPr>
+        <w:numPr>
+          <w:ilvl w:val="0"/>
+          <w:numId w:val="3"/>
+        </w:numPr>
+      </w:pPr>
+      <w:r>
+        <w:t>Inter-service communication between Department Service and Employee Service</w:t>
+      </w:r>
+    </w:p>
+    <w:p>
+      <w:r>
+        <w:t xml:space="preserve">The objective is to implement </w:t>
+      </w:r>
+      <w:proofErr w:type="gramStart"/>
+      <w:r>
+        <w:t>a complete</w:t>
+      </w:r>
+      <w:proofErr w:type="gramEnd"/>
+      <w:r>
+        <w:t xml:space="preserve"> microservices architecture where:</w:t>
+      </w:r>
+    </w:p>
+    <w:p>
+      <w:pPr>
+        <w:numPr>
+          <w:ilvl w:val="0"/>
+          <w:numId w:val="4"/>
+        </w:numPr>
+      </w:pPr>
+      <w:r>
+        <w:t>All microservices register with Eureka.</w:t>
+      </w:r>
+    </w:p>
+    <w:p>
+      <w:pPr>
+        <w:numPr>
+          <w:ilvl w:val="0"/>
+          <w:numId w:val="4"/>
+        </w:numPr>
+      </w:pPr>
+      <w:r>
+        <w:t>Clients access services through a single API Gateway.</w:t>
+      </w:r>
+    </w:p>
+    <w:p>
+      <w:pPr>
+        <w:numPr>
+          <w:ilvl w:val="0"/>
+          <w:numId w:val="4"/>
+        </w:numPr>
+      </w:pPr>
+      <w:r>
+        <w:t xml:space="preserve">Department Service communicates with Employee Service using </w:t>
+      </w:r>
+      <w:proofErr w:type="spellStart"/>
+      <w:r>
+        <w:t>OpenFeign</w:t>
+      </w:r>
+      <w:proofErr w:type="spellEnd"/>
+      <w:r>
+        <w:t>.</w:t>
+      </w:r>
+    </w:p>
+    <w:p>
+      <w:pPr>
+        <w:numPr>
+          <w:ilvl w:val="0"/>
+          <w:numId w:val="4"/>
+        </w:numPr>
+      </w:pPr>
+      <w:r>
+        <w:t>Department Service can retrieve employees belonging to a particular department.</w:t>
+      </w:r>
+    </w:p>
+    <w:p>
+      <w:pPr>
+        <w:numPr>
+          <w:ilvl w:val="0"/>
+          <w:numId w:val="4"/>
+        </w:numPr>
+      </w:pPr>
+      <w:r>
+        <w:t>Employee details are stored and managed only by the Employee Service.</w:t>
+      </w:r>
+    </w:p>
+    <w:p>
+      <w:r>
+        <w:pict w14:anchorId="617C9855">
+          <v:rect id="_x0000_i1139" style="width:0;height:1.5pt" o:hralign="center" o:hrstd="t" o:hr="t" fillcolor="#a0a0a0" stroked="f"/>
+        </w:pict>
+      </w:r>
+    </w:p>
+    <w:p>
+      <w:pPr>
         <w:rPr>
           <w:b/>
           <w:bCs/>
         </w:rPr>
-        <w:t>Problem Statement</w:t>
-      </w:r>
-    </w:p>
-    <w:p>
-      <w:r>
-        <w:t xml:space="preserve">Develop a </w:t>
-      </w:r>
+      </w:pPr>
       <w:r>
         <w:rPr>
           <w:b/>
           <w:bCs/>
         </w:rPr>
-        <w:t>Microservices-based Employee Management System</w:t>
-      </w:r>
-      <w:r>
-        <w:t xml:space="preserve"> using </w:t>
-      </w:r>
-      <w:r>
+        <w:t>Updated Microservices Architecture</w:t>
+      </w:r>
+    </w:p>
+    <w:p>
+      <w:r>
+        <w:t>The application should now contain 4 independent microservices:</w:t>
+      </w:r>
+    </w:p>
+    <w:p>
+      <w:pPr>
+        <w:numPr>
+          <w:ilvl w:val="0"/>
+          <w:numId w:val="5"/>
+        </w:numPr>
+      </w:pPr>
+      <w:r>
+        <w:t>Eureka Server</w:t>
+      </w:r>
+    </w:p>
+    <w:p>
+      <w:pPr>
+        <w:numPr>
+          <w:ilvl w:val="0"/>
+          <w:numId w:val="5"/>
+        </w:numPr>
+      </w:pPr>
+      <w:r>
+        <w:t>Department Service</w:t>
+      </w:r>
+    </w:p>
+    <w:p>
+      <w:pPr>
+        <w:numPr>
+          <w:ilvl w:val="0"/>
+          <w:numId w:val="5"/>
+        </w:numPr>
+      </w:pPr>
+      <w:r>
+        <w:t>Employee Service</w:t>
+      </w:r>
+    </w:p>
+    <w:p>
+      <w:pPr>
+        <w:numPr>
+          <w:ilvl w:val="0"/>
+          <w:numId w:val="5"/>
+        </w:numPr>
+      </w:pPr>
+      <w:r>
+        <w:t>API Gateway</w:t>
+      </w:r>
+    </w:p>
+    <w:p>
+      <w:pPr>
+        <w:pStyle w:val="NoSpacing"/>
+      </w:pPr>
+      <w:r>
+        <w:t>Architecture Flow</w:t>
+      </w:r>
+    </w:p>
+    <w:p>
+      <w:pPr>
+        <w:pStyle w:val="NoSpacing"/>
+      </w:pPr>
+      <w:r>
+        <w:t xml:space="preserve">                Client / Postman</w:t>
+      </w:r>
+    </w:p>
+    <w:p>
+      <w:pPr>
+        <w:pStyle w:val="NoSpacing"/>
+      </w:pPr>
+      <w:r>
+        <w:t xml:space="preserve">                       |</w:t>
+      </w:r>
+    </w:p>
+    <w:p>
+      <w:pPr>
+        <w:pStyle w:val="NoSpacing"/>
+      </w:pPr>
+      <w:r>
+        <w:t xml:space="preserve">                       |</w:t>
+      </w:r>
+    </w:p>
+    <w:p>
+      <w:pPr>
+        <w:pStyle w:val="NoSpacing"/>
+      </w:pPr>
+      <w:r>
+        <w:t xml:space="preserve">                       v</w:t>
+      </w:r>
+    </w:p>
+    <w:p>
+      <w:pPr>
+        <w:pStyle w:val="NoSpacing"/>
+      </w:pPr>
+      <w:r>
+        <w:t xml:space="preserve">                 API Gateway</w:t>
+      </w:r>
+    </w:p>
+    <w:p>
+      <w:pPr>
+        <w:pStyle w:val="NoSpacing"/>
+      </w:pPr>
+      <w:r>
+        <w:t xml:space="preserve">                    :8080</w:t>
+      </w:r>
+    </w:p>
+    <w:p>
+      <w:pPr>
+        <w:pStyle w:val="NoSpacing"/>
+      </w:pPr>
+      <w:r>
+        <w:t xml:space="preserve">                   /    </w:t>
+      </w:r>
+      <w:r>
+        <w:t xml:space="preserve">      </w:t>
+      </w:r>
+      <w:r>
+        <w:t>\</w:t>
+      </w:r>
+    </w:p>
+    <w:p>
+      <w:pPr>
+        <w:pStyle w:val="NoSpacing"/>
+      </w:pPr>
+      <w:r>
+        <w:t xml:space="preserve">                  /      </w:t>
+      </w:r>
+      <w:r>
+        <w:t xml:space="preserve">       </w:t>
+      </w:r>
+      <w:r>
+        <w:t>\</w:t>
+      </w:r>
+    </w:p>
+    <w:p>
+      <w:pPr>
+        <w:pStyle w:val="NoSpacing"/>
+      </w:pPr>
+      <w:r>
+        <w:t xml:space="preserve">                 v       </w:t>
+      </w:r>
+      <w:r>
+        <w:t xml:space="preserve">       </w:t>
+      </w:r>
+      <w:r>
+        <w:t xml:space="preserve"> </w:t>
+      </w:r>
+      <w:proofErr w:type="spellStart"/>
+      <w:r>
+        <w:t>v</w:t>
+      </w:r>
+      <w:proofErr w:type="spellEnd"/>
+    </w:p>
+    <w:p>
+      <w:pPr>
+        <w:pStyle w:val="NoSpacing"/>
+      </w:pPr>
+      <w:r>
+        <w:t xml:space="preserve">        Department </w:t>
+      </w:r>
+      <w:r>
+        <w:t xml:space="preserve">     </w:t>
+      </w:r>
+      <w:proofErr w:type="gramStart"/>
+      <w:r>
+        <w:t>Service  Employee</w:t>
+      </w:r>
+      <w:proofErr w:type="gramEnd"/>
+      <w:r>
+        <w:t xml:space="preserve"> Service</w:t>
+      </w:r>
+    </w:p>
+    <w:p>
+      <w:pPr>
+        <w:pStyle w:val="NoSpacing"/>
+      </w:pPr>
+      <w:r>
+        <w:t xml:space="preserve">              :8081              :8082</w:t>
+      </w:r>
+    </w:p>
+    <w:p>
+      <w:pPr>
+        <w:pStyle w:val="NoSpacing"/>
+      </w:pPr>
+      <w:r>
+        <w:t xml:space="preserve">                 \                 /</w:t>
+      </w:r>
+    </w:p>
+    <w:p>
+      <w:pPr>
+        <w:pStyle w:val="NoSpacing"/>
+      </w:pPr>
+      <w:r>
+        <w:t xml:space="preserve">                  \               /</w:t>
+      </w:r>
+    </w:p>
+    <w:p>
+      <w:pPr>
+        <w:pStyle w:val="NoSpacing"/>
+      </w:pPr>
+      <w:r>
+        <w:t xml:space="preserve">                   v             </w:t>
+      </w:r>
+      <w:proofErr w:type="spellStart"/>
+      <w:r>
+        <w:t>v</w:t>
+      </w:r>
+      <w:proofErr w:type="spellEnd"/>
+    </w:p>
+    <w:p>
+      <w:pPr>
+        <w:pStyle w:val="NoSpacing"/>
+      </w:pPr>
+      <w:r>
+        <w:t xml:space="preserve">                    Eureka Server</w:t>
+      </w:r>
+    </w:p>
+    <w:p>
+      <w:pPr>
+        <w:pStyle w:val="NoSpacing"/>
+      </w:pPr>
+      <w:r>
+        <w:t xml:space="preserve">                       :8761</w:t>
+      </w:r>
+    </w:p>
+    <w:p/>
+    <w:p>
+      <w:pPr>
         <w:rPr>
           <w:b/>
           <w:bCs/>
         </w:rPr>
-        <w:t>Spring Boot, Spring Cloud Eureka, REST APIs, and PostgreSQL</w:t>
-      </w:r>
-      <w:r>
-        <w:t>.</w:t>
-      </w:r>
-    </w:p>
-    <w:p>
-      <w:r>
-        <w:t xml:space="preserve">The system should contain </w:t>
-      </w:r>
-      <w:r>
+      </w:pPr>
+      <w:r>
+        <w:rPr>
+          <w:b/>
+          <w:bCs/>
+          <w:highlight w:val="yellow"/>
+        </w:rPr>
+        <w:t>Part 1: Create API Gateway</w:t>
+      </w:r>
+    </w:p>
+    <w:p>
+      <w:r>
+        <w:t xml:space="preserve">Create an API Gateway Microservice that acts as a </w:t>
+      </w:r>
+      <w:proofErr w:type="gramStart"/>
+      <w:r>
+        <w:t>single entry</w:t>
+      </w:r>
+      <w:proofErr w:type="gramEnd"/>
+      <w:r>
+        <w:t xml:space="preserve"> point for all client requests.</w:t>
+      </w:r>
+    </w:p>
+    <w:p>
+      <w:r>
+        <w:t>The API Gateway should use:</w:t>
+      </w:r>
+    </w:p>
+    <w:p>
+      <w:pPr>
+        <w:numPr>
+          <w:ilvl w:val="0"/>
+          <w:numId w:val="6"/>
+        </w:numPr>
+      </w:pPr>
+      <w:r>
+        <w:t>Spring Cloud Gateway</w:t>
+      </w:r>
+    </w:p>
+    <w:p>
+      <w:pPr>
+        <w:numPr>
+          <w:ilvl w:val="0"/>
+          <w:numId w:val="6"/>
+        </w:numPr>
+      </w:pPr>
+      <w:r>
+        <w:t>Eureka Discovery Client</w:t>
+      </w:r>
+    </w:p>
+    <w:p>
+      <w:r>
+        <w:t>Requirements</w:t>
+      </w:r>
+    </w:p>
+    <w:p>
+      <w:pPr>
+        <w:numPr>
+          <w:ilvl w:val="0"/>
+          <w:numId w:val="7"/>
+        </w:numPr>
+      </w:pPr>
+      <w:r>
+        <w:t>Run API Gateway on port 8080.</w:t>
+      </w:r>
+    </w:p>
+    <w:p>
+      <w:pPr>
+        <w:numPr>
+          <w:ilvl w:val="0"/>
+          <w:numId w:val="7"/>
+        </w:numPr>
+      </w:pPr>
+      <w:r>
+        <w:t>Register API Gateway with Eureka Server.</w:t>
+      </w:r>
+    </w:p>
+    <w:p>
+      <w:pPr>
+        <w:numPr>
+          <w:ilvl w:val="0"/>
+          <w:numId w:val="7"/>
+        </w:numPr>
+      </w:pPr>
+      <w:r>
+        <w:t>Route Employee Service requests through the API Gateway.</w:t>
+      </w:r>
+    </w:p>
+    <w:p>
+      <w:pPr>
+        <w:numPr>
+          <w:ilvl w:val="0"/>
+          <w:numId w:val="7"/>
+        </w:numPr>
+      </w:pPr>
+      <w:r>
+        <w:t>Route Department Service requests through the API Gateway.</w:t>
+      </w:r>
+    </w:p>
+    <w:p>
+      <w:pPr>
+        <w:numPr>
+          <w:ilvl w:val="0"/>
+          <w:numId w:val="7"/>
+        </w:numPr>
+      </w:pPr>
+      <w:r>
+        <w:t>Use service discovery for routing.</w:t>
+      </w:r>
+    </w:p>
+    <w:p/>
+    <w:p>
+      <w:r>
+        <w:t>Required Routes</w:t>
+      </w:r>
+    </w:p>
+    <w:p>
+      <w:pPr>
         <w:rPr>
           <w:b/>
           <w:bCs/>
         </w:rPr>
-        <w:t>3 independent microservices</w:t>
-      </w:r>
-      <w:r>
-        <w:t>:</w:t>
-      </w:r>
-    </w:p>
-    <w:p>
-      <w:pPr>
-        <w:numPr>
-          <w:ilvl w:val="0"/>
-          <w:numId w:val="1"/>
-        </w:numPr>
       </w:pPr>
       <w:r>
         <w:rPr>
           <w:b/>
           <w:bCs/>
         </w:rPr>
-        <w:t>Eureka Server</w:t>
+        <w:t>Department Service Route</w:t>
+      </w:r>
+    </w:p>
+    <w:p>
+      <w:r>
+        <w:t>The request:</w:t>
       </w:r>
       <w:r>
         <w:t xml:space="preserve"> </w:t>
       </w:r>
-    </w:p>
-    <w:p>
-      <w:pPr>
-        <w:numPr>
-          <w:ilvl w:val="0"/>
-          <w:numId w:val="1"/>
-        </w:numPr>
-      </w:pPr>
-      <w:r>
+      <w:hyperlink r:id="rId5" w:history="1">
+        <w:r>
+          <w:rPr>
+            <w:rStyle w:val="Hyperlink"/>
+          </w:rPr>
+          <w:t>http://localhost:8080/departments/**</w:t>
+        </w:r>
+      </w:hyperlink>
+      <w:r>
+        <w:t xml:space="preserve">     </w:t>
+      </w:r>
+      <w:r>
+        <w:t>should be routed to</w:t>
+      </w:r>
+      <w:r>
+        <w:t xml:space="preserve"> </w:t>
+      </w:r>
+      <w:r>
+        <w:t>Department Service</w:t>
+      </w:r>
+    </w:p>
+    <w:p>
+      <w:r>
+        <w:t>Example:</w:t>
+      </w:r>
+    </w:p>
+    <w:p>
+      <w:r>
+        <w:t>GET http://localhost:8080/departments/1</w:t>
+      </w:r>
+    </w:p>
+    <w:p>
+      <w:r>
+        <w:t>The API Gateway should forward the request to the Department Service.</w:t>
+      </w:r>
+    </w:p>
+    <w:p/>
+    <w:p>
+      <w:pPr>
         <w:rPr>
           <w:b/>
           <w:bCs/>
         </w:rPr>
-        <w:t>Department Service</w:t>
-      </w:r>
-      <w:r>
-        <w:t xml:space="preserve"> </w:t>
-      </w:r>
-    </w:p>
-    <w:p>
-      <w:pPr>
-        <w:numPr>
-          <w:ilvl w:val="0"/>
-          <w:numId w:val="1"/>
-        </w:numPr>
       </w:pPr>
       <w:r>
         <w:rPr>
           <w:b/>
           <w:bCs/>
         </w:rPr>
+        <w:t>Employee Service Route</w:t>
+      </w:r>
+    </w:p>
+    <w:p>
+      <w:r>
+        <w:t>The following request</w:t>
+      </w:r>
+      <w:r>
+        <w:t xml:space="preserve"> </w:t>
+      </w:r>
+      <w:hyperlink r:id="rId6" w:history="1">
+        <w:r>
+          <w:rPr>
+            <w:rStyle w:val="Hyperlink"/>
+          </w:rPr>
+          <w:t>http://localhost:8080/employees/**</w:t>
+        </w:r>
+      </w:hyperlink>
+      <w:r>
+        <w:t xml:space="preserve"> </w:t>
+      </w:r>
+      <w:r>
+        <w:t>should be routed to</w:t>
+      </w:r>
+      <w:r>
+        <w:t xml:space="preserve"> </w:t>
+      </w:r>
+      <w:r>
         <w:t>Employee Service</w:t>
       </w:r>
     </w:p>
     <w:p>
       <w:r>
-        <w:t xml:space="preserve">Create a </w:t>
-      </w:r>
-      <w:r>
+        <w:t>Example:</w:t>
+      </w:r>
+      <w:r>
+        <w:t xml:space="preserve">   </w:t>
+      </w:r>
+      <w:r>
+        <w:br/>
+      </w:r>
+      <w:r>
+        <w:t>GET http://localhost:8080/employees/1</w:t>
+      </w:r>
+    </w:p>
+    <w:p>
+      <w:r>
+        <w:t>The API Gateway should forward the request to the Employee Service.</w:t>
+      </w:r>
+    </w:p>
+    <w:p>
+      <w:pPr>
         <w:rPr>
           <w:b/>
           <w:bCs/>
         </w:rPr>
-        <w:t>Eureka Discovery Server</w:t>
-      </w:r>
-      <w:r>
-        <w:t xml:space="preserve"> to register and discover all microservices.</w:t>
-      </w:r>
+      </w:pPr>
     </w:p>
     <w:p>
       <w:pPr>
@@ -149,75 +659,350 @@
         <w:rPr>
           <w:b/>
           <w:bCs/>
+          <w:highlight w:val="yellow"/>
         </w:rPr>
-        <w:t>Requirements</w:t>
-      </w:r>
-    </w:p>
-    <w:p>
-      <w:pPr>
-        <w:numPr>
-          <w:ilvl w:val="0"/>
-          <w:numId w:val="2"/>
-        </w:numPr>
-      </w:pPr>
-      <w:r>
-        <w:t xml:space="preserve">Run Eureka Server on port 8761. </w:t>
-      </w:r>
-    </w:p>
-    <w:p>
-      <w:pPr>
-        <w:numPr>
-          <w:ilvl w:val="0"/>
-          <w:numId w:val="2"/>
-        </w:numPr>
-      </w:pPr>
-      <w:r>
-        <w:t xml:space="preserve">Enable Eureka Server using @EnableEurekaServer. </w:t>
-      </w:r>
-    </w:p>
-    <w:p>
-      <w:pPr>
-        <w:numPr>
-          <w:ilvl w:val="0"/>
-          <w:numId w:val="2"/>
-        </w:numPr>
-      </w:pPr>
-      <w:r>
-        <w:t xml:space="preserve">Employee Service should register with Eureka. </w:t>
-      </w:r>
-    </w:p>
-    <w:p>
-      <w:pPr>
-        <w:numPr>
-          <w:ilvl w:val="0"/>
-          <w:numId w:val="2"/>
-        </w:numPr>
-      </w:pPr>
-      <w:r>
-        <w:t xml:space="preserve">Department Service should register with Eureka. </w:t>
-      </w:r>
-    </w:p>
-    <w:p>
-      <w:pPr>
-        <w:numPr>
-          <w:ilvl w:val="0"/>
-          <w:numId w:val="2"/>
-        </w:numPr>
-      </w:pPr>
-      <w:r>
-        <w:t xml:space="preserve">Eureka Server itself should </w:t>
-      </w:r>
-      <w:r>
+        <w:t xml:space="preserve">Part 2: Implement </w:t>
+      </w:r>
+      <w:proofErr w:type="spellStart"/>
+      <w:r>
+        <w:rPr>
+          <w:b/>
+          <w:bCs/>
+          <w:highlight w:val="yellow"/>
+        </w:rPr>
+        <w:t>OpenFeign</w:t>
+      </w:r>
+      <w:proofErr w:type="spellEnd"/>
+      <w:r>
+        <w:rPr>
+          <w:b/>
+          <w:bCs/>
+          <w:highlight w:val="yellow"/>
+        </w:rPr>
+        <w:t xml:space="preserve"> Communication</w:t>
+      </w:r>
+    </w:p>
+    <w:p>
+      <w:r>
+        <w:t>Currently, Employee Service and Department Service are independent.</w:t>
+      </w:r>
+    </w:p>
+    <w:p>
+      <w:r>
+        <w:t xml:space="preserve">Extend the application so that Department Service can communicate with Employee Service using </w:t>
+      </w:r>
+      <w:proofErr w:type="spellStart"/>
+      <w:r>
+        <w:t>OpenFeign</w:t>
+      </w:r>
+      <w:proofErr w:type="spellEnd"/>
+      <w:r>
+        <w:t>.</w:t>
+      </w:r>
+    </w:p>
+    <w:p>
+      <w:r>
+        <w:lastRenderedPageBreak/>
+        <w:t>Department Service must call Employee Service to retrieve employees belonging to a particular department.</w:t>
+      </w:r>
+    </w:p>
+    <w:p>
+      <w:r>
+        <w:t>Requirement</w:t>
+      </w:r>
+    </w:p>
+    <w:p>
+      <w:r>
+        <w:t xml:space="preserve">Department Service should use an </w:t>
+      </w:r>
+      <w:proofErr w:type="spellStart"/>
+      <w:r>
+        <w:t>OpenFeign</w:t>
+      </w:r>
+      <w:proofErr w:type="spellEnd"/>
+      <w:r>
+        <w:t xml:space="preserve"> Client to call </w:t>
+      </w:r>
+      <w:proofErr w:type="gramStart"/>
+      <w:r>
+        <w:t>the Employee</w:t>
+      </w:r>
+      <w:proofErr w:type="gramEnd"/>
+      <w:r>
+        <w:t xml:space="preserve"> Service.</w:t>
+      </w:r>
+    </w:p>
+    <w:p>
+      <w:proofErr w:type="gramStart"/>
+      <w:r>
+        <w:t>The communication</w:t>
+      </w:r>
+      <w:proofErr w:type="gramEnd"/>
+      <w:r>
+        <w:t xml:space="preserve"> should happen using the Eureka service name.</w:t>
+      </w:r>
+    </w:p>
+    <w:p>
+      <w:r>
+        <w:t>Example:</w:t>
+      </w:r>
+    </w:p>
+    <w:p>
+      <w:r>
+        <w:t>Department Service</w:t>
+      </w:r>
+    </w:p>
+    <w:p>
+      <w:r>
+        <w:t xml:space="preserve">        |</w:t>
+      </w:r>
+    </w:p>
+    <w:p>
+      <w:r>
+        <w:t xml:space="preserve">        | </w:t>
+      </w:r>
+      <w:proofErr w:type="spellStart"/>
+      <w:r>
+        <w:t>OpenFeign</w:t>
+      </w:r>
+      <w:proofErr w:type="spellEnd"/>
+      <w:r>
+        <w:t xml:space="preserve"> Request</w:t>
+      </w:r>
+    </w:p>
+    <w:p>
+      <w:r>
+        <w:t xml:space="preserve">        v</w:t>
+      </w:r>
+    </w:p>
+    <w:p>
+      <w:r>
+        <w:t>Employee Service</w:t>
+      </w:r>
+    </w:p>
+    <w:p>
+      <w:r>
+        <w:t xml:space="preserve">        |</w:t>
+      </w:r>
+    </w:p>
+    <w:p>
+      <w:r>
+        <w:t xml:space="preserve">        | Fetch Employees</w:t>
+      </w:r>
+    </w:p>
+    <w:p>
+      <w:r>
+        <w:t xml:space="preserve">        v</w:t>
+      </w:r>
+    </w:p>
+    <w:p>
+      <w:r>
+        <w:t>Employee Database</w:t>
+      </w:r>
+    </w:p>
+    <w:p/>
+    <w:p>
+      <w:pPr>
         <w:rPr>
           <w:b/>
           <w:bCs/>
         </w:rPr>
-        <w:t>not register as a client</w:t>
-      </w:r>
-      <w:r>
-        <w:t xml:space="preserve">. </w:t>
-      </w:r>
-    </w:p>
+      </w:pPr>
+      <w:r>
+        <w:rPr>
+          <w:b/>
+          <w:bCs/>
+          <w:highlight w:val="yellow"/>
+        </w:rPr>
+        <w:t>Part 3: Add Employee Search by Department</w:t>
+      </w:r>
+    </w:p>
+    <w:p>
+      <w:r>
+        <w:t>Implement a new API in Employee Service.</w:t>
+      </w:r>
+    </w:p>
+    <w:p>
+      <w:r>
+        <w:t>API</w:t>
+      </w:r>
+    </w:p>
+    <w:p>
+      <w:r>
+        <w:t>GET /employees/</w:t>
+      </w:r>
+      <w:proofErr w:type="gramStart"/>
+      <w:r>
+        <w:t>department/{</w:t>
+      </w:r>
+      <w:proofErr w:type="spellStart"/>
+      <w:proofErr w:type="gramEnd"/>
+      <w:r>
+        <w:t>departmentId</w:t>
+      </w:r>
+      <w:proofErr w:type="spellEnd"/>
+      <w:r>
+        <w:t>}</w:t>
+      </w:r>
+    </w:p>
+    <w:p>
+      <w:r>
+        <w:t xml:space="preserve">This API should </w:t>
+      </w:r>
+      <w:proofErr w:type="gramStart"/>
+      <w:r>
+        <w:t>return</w:t>
+      </w:r>
+      <w:proofErr w:type="gramEnd"/>
+      <w:r>
+        <w:t xml:space="preserve"> all employees belonging to the given department.</w:t>
+      </w:r>
+    </w:p>
+    <w:p>
+      <w:r>
+        <w:t>Example Request</w:t>
+      </w:r>
+    </w:p>
+    <w:p>
+      <w:r>
+        <w:t>GET /employees/department/1</w:t>
+      </w:r>
+    </w:p>
+    <w:p>
+      <w:r>
+        <w:t>Expected Response</w:t>
+      </w:r>
+    </w:p>
+    <w:p>
+      <w:r>
+        <w:t>[</w:t>
+      </w:r>
+    </w:p>
+    <w:p>
+      <w:r>
+        <w:t xml:space="preserve">    {</w:t>
+      </w:r>
+    </w:p>
+    <w:p>
+      <w:r>
+        <w:t xml:space="preserve">        "</w:t>
+      </w:r>
+      <w:proofErr w:type="spellStart"/>
+      <w:r>
+        <w:t>employeeId</w:t>
+      </w:r>
+      <w:proofErr w:type="spellEnd"/>
+      <w:r>
+        <w:t>": 101,</w:t>
+      </w:r>
+    </w:p>
+    <w:p>
+      <w:r>
+        <w:t xml:space="preserve">        "</w:t>
+      </w:r>
+      <w:proofErr w:type="spellStart"/>
+      <w:r>
+        <w:t>employeeName</w:t>
+      </w:r>
+      <w:proofErr w:type="spellEnd"/>
+      <w:r>
+        <w:t>": "Rahul",</w:t>
+      </w:r>
+    </w:p>
+    <w:p>
+      <w:r>
+        <w:t xml:space="preserve">        "email": "rahul@gmail.com",</w:t>
+      </w:r>
+    </w:p>
+    <w:p>
+      <w:r>
+        <w:lastRenderedPageBreak/>
+        <w:t xml:space="preserve">        "salary": 60000,</w:t>
+      </w:r>
+    </w:p>
+    <w:p>
+      <w:r>
+        <w:t xml:space="preserve">        "</w:t>
+      </w:r>
+      <w:proofErr w:type="spellStart"/>
+      <w:r>
+        <w:t>departmentId</w:t>
+      </w:r>
+      <w:proofErr w:type="spellEnd"/>
+      <w:r>
+        <w:t>": 1</w:t>
+      </w:r>
+    </w:p>
+    <w:p>
+      <w:r>
+        <w:t xml:space="preserve">    },</w:t>
+      </w:r>
+    </w:p>
+    <w:p>
+      <w:r>
+        <w:t xml:space="preserve">    {</w:t>
+      </w:r>
+    </w:p>
+    <w:p>
+      <w:r>
+        <w:t xml:space="preserve">        "</w:t>
+      </w:r>
+      <w:proofErr w:type="spellStart"/>
+      <w:r>
+        <w:t>employeeId</w:t>
+      </w:r>
+      <w:proofErr w:type="spellEnd"/>
+      <w:r>
+        <w:t>": 102,</w:t>
+      </w:r>
+    </w:p>
+    <w:p>
+      <w:r>
+        <w:t xml:space="preserve">        "</w:t>
+      </w:r>
+      <w:proofErr w:type="spellStart"/>
+      <w:r>
+        <w:t>employeeName</w:t>
+      </w:r>
+      <w:proofErr w:type="spellEnd"/>
+      <w:r>
+        <w:t>": "Amit",</w:t>
+      </w:r>
+    </w:p>
+    <w:p>
+      <w:r>
+        <w:t xml:space="preserve">        "email": "amit@gmail.com",</w:t>
+      </w:r>
+    </w:p>
+    <w:p>
+      <w:r>
+        <w:t xml:space="preserve">        "salary": 55000,</w:t>
+      </w:r>
+    </w:p>
+    <w:p>
+      <w:r>
+        <w:t xml:space="preserve">        "</w:t>
+      </w:r>
+      <w:proofErr w:type="spellStart"/>
+      <w:r>
+        <w:t>departmentId</w:t>
+      </w:r>
+      <w:proofErr w:type="spellEnd"/>
+      <w:r>
+        <w:t>": 1</w:t>
+      </w:r>
+    </w:p>
+    <w:p>
+      <w:r>
+        <w:t xml:space="preserve">    }</w:t>
+      </w:r>
+    </w:p>
+    <w:p>
+      <w:r>
+        <w:t>]</w:t>
+      </w:r>
+    </w:p>
+    <w:p/>
     <w:p>
       <w:pPr>
         <w:rPr>
@@ -229,15 +1014,73 @@
         <w:rPr>
           <w:b/>
           <w:bCs/>
+          <w:highlight w:val="yellow"/>
         </w:rPr>
-        <w:t>Expected URL</w:t>
-      </w:r>
-    </w:p>
-    <w:p>
-      <w:r>
-        <w:t>http://localhost:8761</w:t>
-      </w:r>
-    </w:p>
+        <w:t>Part 4: Create Feign Client in Department Service</w:t>
+      </w:r>
+    </w:p>
+    <w:p>
+      <w:r>
+        <w:t>Create a Feign Client inside the Department Service.</w:t>
+      </w:r>
+    </w:p>
+    <w:p>
+      <w:r>
+        <w:t>The Feign Client should communicate with Employee Service using its Eureka application name.</w:t>
+      </w:r>
+    </w:p>
+    <w:p>
+      <w:r>
+        <w:t>For example:</w:t>
+      </w:r>
+    </w:p>
+    <w:p>
+      <w:r>
+        <w:t>@</w:t>
+      </w:r>
+      <w:proofErr w:type="gramStart"/>
+      <w:r>
+        <w:t>FeignClient(</w:t>
+      </w:r>
+      <w:proofErr w:type="gramEnd"/>
+      <w:r>
+        <w:t>name = "EMPLOYEE-SERVICE")</w:t>
+      </w:r>
+    </w:p>
+    <w:p>
+      <w:r>
+        <w:t>The Feign Client should call:</w:t>
+      </w:r>
+    </w:p>
+    <w:p>
+      <w:r>
+        <w:t>GET /employees/</w:t>
+      </w:r>
+      <w:proofErr w:type="gramStart"/>
+      <w:r>
+        <w:t>department/{</w:t>
+      </w:r>
+      <w:proofErr w:type="spellStart"/>
+      <w:proofErr w:type="gramEnd"/>
+      <w:r>
+        <w:t>departmentId</w:t>
+      </w:r>
+      <w:proofErr w:type="spellEnd"/>
+      <w:r>
+        <w:t>}</w:t>
+      </w:r>
+    </w:p>
+    <w:p>
+      <w:r>
+        <w:t>Department Service should not directly access the Employee table.</w:t>
+      </w:r>
+    </w:p>
+    <w:p>
+      <w:r>
+        <w:t>All employee-related data must be fetched through the Employee Service.</w:t>
+      </w:r>
+    </w:p>
+    <w:p/>
     <w:p>
       <w:pPr>
         <w:rPr>
@@ -246,31 +1089,263 @@
         </w:rPr>
       </w:pPr>
       <w:r>
-        <w:br/>
-      </w:r>
-      <w:r>
+        <w:rPr>
+          <w:b/>
+          <w:bCs/>
+          <w:highlight w:val="yellow"/>
+        </w:rPr>
+        <w:t>Part 5: Get Department with Employees</w:t>
+      </w:r>
+    </w:p>
+    <w:p>
+      <w:r>
+        <w:t>Extend the Department Service to provide the following API:</w:t>
+      </w:r>
+    </w:p>
+    <w:p>
+      <w:r>
+        <w:t>GET /</w:t>
+      </w:r>
+      <w:proofErr w:type="gramStart"/>
+      <w:r>
+        <w:t>departments/{</w:t>
+      </w:r>
+      <w:proofErr w:type="spellStart"/>
+      <w:r>
+        <w:t>departmentId</w:t>
+      </w:r>
+      <w:proofErr w:type="spellEnd"/>
+      <w:r>
+        <w:t>}/</w:t>
+      </w:r>
+      <w:proofErr w:type="gramEnd"/>
+      <w:r>
+        <w:t>employees</w:t>
+      </w:r>
+    </w:p>
+    <w:p>
+      <w:r>
+        <w:t>Expected Flow</w:t>
+      </w:r>
+    </w:p>
+    <w:p>
+      <w:pPr>
+        <w:pStyle w:val="NoSpacing"/>
+      </w:pPr>
+      <w:r>
+        <w:t>Client</w:t>
+      </w:r>
+    </w:p>
+    <w:p>
+      <w:pPr>
+        <w:pStyle w:val="NoSpacing"/>
+      </w:pPr>
+      <w:r>
+        <w:t xml:space="preserve">   |</w:t>
+      </w:r>
+    </w:p>
+    <w:p>
+      <w:pPr>
+        <w:pStyle w:val="NoSpacing"/>
+      </w:pPr>
+      <w:r>
+        <w:t xml:space="preserve">   v</w:t>
+      </w:r>
+    </w:p>
+    <w:p>
+      <w:pPr>
+        <w:pStyle w:val="NoSpacing"/>
+      </w:pPr>
+      <w:r>
+        <w:t>API Gateway</w:t>
+      </w:r>
+    </w:p>
+    <w:p>
+      <w:pPr>
+        <w:pStyle w:val="NoSpacing"/>
+      </w:pPr>
+      <w:r>
+        <w:lastRenderedPageBreak/>
+        <w:t xml:space="preserve">   |</w:t>
+      </w:r>
+    </w:p>
+    <w:p>
+      <w:pPr>
+        <w:pStyle w:val="NoSpacing"/>
+      </w:pPr>
+      <w:r>
+        <w:t xml:space="preserve">   v</w:t>
+      </w:r>
+    </w:p>
+    <w:p>
+      <w:pPr>
+        <w:pStyle w:val="NoSpacing"/>
+      </w:pPr>
+      <w:r>
+        <w:t>Department Service</w:t>
+      </w:r>
+    </w:p>
+    <w:p>
+      <w:pPr>
+        <w:pStyle w:val="NoSpacing"/>
+      </w:pPr>
+      <w:r>
+        <w:t xml:space="preserve">   |</w:t>
+      </w:r>
+    </w:p>
+    <w:p>
+      <w:pPr>
+        <w:pStyle w:val="NoSpacing"/>
+      </w:pPr>
+      <w:r>
+        <w:t xml:space="preserve">   | </w:t>
+      </w:r>
+      <w:proofErr w:type="spellStart"/>
+      <w:r>
+        <w:t>OpenFeign</w:t>
+      </w:r>
+      <w:proofErr w:type="spellEnd"/>
+    </w:p>
+    <w:p>
+      <w:pPr>
+        <w:pStyle w:val="NoSpacing"/>
+      </w:pPr>
+      <w:r>
+        <w:t xml:space="preserve">   v</w:t>
+      </w:r>
+    </w:p>
+    <w:p>
+      <w:pPr>
+        <w:pStyle w:val="NoSpacing"/>
+      </w:pPr>
+      <w:r>
+        <w:t>Employee Service</w:t>
+      </w:r>
+    </w:p>
+    <w:p>
+      <w:pPr>
+        <w:pStyle w:val="NoSpacing"/>
+      </w:pPr>
+      <w:r>
+        <w:t xml:space="preserve">   |</w:t>
+      </w:r>
+    </w:p>
+    <w:p>
+      <w:pPr>
+        <w:pStyle w:val="NoSpacing"/>
+      </w:pPr>
+      <w:r>
+        <w:t xml:space="preserve">   v</w:t>
+      </w:r>
+    </w:p>
+    <w:p>
+      <w:pPr>
+        <w:pStyle w:val="NoSpacing"/>
+      </w:pPr>
+      <w:r>
+        <w:t>PostgreSQL Database</w:t>
+      </w:r>
+    </w:p>
+    <w:p/>
+    <w:p>
+      <w:pPr>
         <w:rPr>
           <w:b/>
           <w:bCs/>
         </w:rPr>
-        <w:t>2. Department Microservice</w:t>
-      </w:r>
-    </w:p>
-    <w:p>
-      <w:r>
-        <w:t xml:space="preserve">Create a </w:t>
-      </w:r>
+      </w:pPr>
       <w:r>
         <w:rPr>
           <w:b/>
           <w:bCs/>
         </w:rPr>
-        <w:t>Department Service</w:t>
-      </w:r>
-      <w:r>
-        <w:t xml:space="preserve"> responsible for managing departments.</w:t>
-      </w:r>
-    </w:p>
+        <w:t>Example Request</w:t>
+      </w:r>
+    </w:p>
+    <w:p>
+      <w:r>
+        <w:t>GET http://localhost:8080/departments/1/employees</w:t>
+      </w:r>
+    </w:p>
+    <w:p>
+      <w:r>
+        <w:t>The request should travel through the API Gateway.</w:t>
+      </w:r>
+    </w:p>
+    <w:p>
+      <w:r>
+        <w:t>The Department Service should:</w:t>
+      </w:r>
+    </w:p>
+    <w:p>
+      <w:pPr>
+        <w:numPr>
+          <w:ilvl w:val="0"/>
+          <w:numId w:val="8"/>
+        </w:numPr>
+      </w:pPr>
+      <w:r>
+        <w:t>Fetch the Department details from the Department database.</w:t>
+      </w:r>
+    </w:p>
+    <w:p>
+      <w:pPr>
+        <w:numPr>
+          <w:ilvl w:val="0"/>
+          <w:numId w:val="8"/>
+        </w:numPr>
+      </w:pPr>
+      <w:r>
+        <w:t xml:space="preserve">Call Employee Service using </w:t>
+      </w:r>
+      <w:proofErr w:type="spellStart"/>
+      <w:r>
+        <w:t>OpenFeign</w:t>
+      </w:r>
+      <w:proofErr w:type="spellEnd"/>
+      <w:r>
+        <w:t>.</w:t>
+      </w:r>
+    </w:p>
+    <w:p>
+      <w:pPr>
+        <w:numPr>
+          <w:ilvl w:val="0"/>
+          <w:numId w:val="8"/>
+        </w:numPr>
+      </w:pPr>
+      <w:proofErr w:type="gramStart"/>
+      <w:r>
+        <w:t>Retrieve</w:t>
+      </w:r>
+      <w:proofErr w:type="gramEnd"/>
+      <w:r>
+        <w:t xml:space="preserve"> all employees for that department.</w:t>
+      </w:r>
+    </w:p>
+    <w:p>
+      <w:pPr>
+        <w:numPr>
+          <w:ilvl w:val="0"/>
+          <w:numId w:val="8"/>
+        </w:numPr>
+      </w:pPr>
+      <w:r>
+        <w:t>Combine Department and Employee details.</w:t>
+      </w:r>
+    </w:p>
+    <w:p>
+      <w:pPr>
+        <w:numPr>
+          <w:ilvl w:val="0"/>
+          <w:numId w:val="8"/>
+        </w:numPr>
+      </w:pPr>
+      <w:r>
+        <w:t>Return the complete response.</w:t>
+      </w:r>
+    </w:p>
+    <w:p/>
     <w:p>
       <w:pPr>
         <w:rPr>
@@ -283,43 +1358,156 @@
           <w:b/>
           <w:bCs/>
         </w:rPr>
-        <w:t>Department fields</w:t>
-      </w:r>
-    </w:p>
-    <w:p>
-      <w:pPr>
-        <w:pStyle w:val="NoSpacing"/>
-      </w:pPr>
+        <w:t>Expected Response</w:t>
+      </w:r>
+    </w:p>
+    <w:p>
+      <w:r>
+        <w:t>{</w:t>
+      </w:r>
+    </w:p>
+    <w:p>
+      <w:r>
+        <w:t xml:space="preserve">    "</w:t>
+      </w:r>
       <w:proofErr w:type="spellStart"/>
       <w:r>
         <w:t>departmentId</w:t>
       </w:r>
       <w:proofErr w:type="spellEnd"/>
-    </w:p>
-    <w:p>
-      <w:pPr>
-        <w:pStyle w:val="NoSpacing"/>
-      </w:pPr>
+      <w:r>
+        <w:t>": 1,</w:t>
+      </w:r>
+    </w:p>
+    <w:p>
+      <w:r>
+        <w:t xml:space="preserve">    "</w:t>
+      </w:r>
       <w:proofErr w:type="spellStart"/>
       <w:r>
         <w:t>departmentName</w:t>
       </w:r>
       <w:proofErr w:type="spellEnd"/>
-    </w:p>
-    <w:p>
-      <w:pPr>
-        <w:pStyle w:val="NoSpacing"/>
-      </w:pPr>
-      <w:r>
-        <w:t>location</w:t>
-      </w:r>
-      <w:r>
-        <w:br/>
-      </w:r>
-    </w:p>
-    <w:p>
-      <w:pPr>
-        <w:pStyle w:val="NoSpacing"/>
+      <w:r>
+        <w:t>": "IT",</w:t>
+      </w:r>
+    </w:p>
+    <w:p>
+      <w:r>
+        <w:t xml:space="preserve">    "location": "Delhi",</w:t>
+      </w:r>
+    </w:p>
+    <w:p>
+      <w:r>
+        <w:t xml:space="preserve">    "employees": [</w:t>
+      </w:r>
+    </w:p>
+    <w:p>
+      <w:r>
+        <w:t xml:space="preserve">        {</w:t>
+      </w:r>
+    </w:p>
+    <w:p>
+      <w:r>
+        <w:t xml:space="preserve">            "</w:t>
+      </w:r>
+      <w:proofErr w:type="spellStart"/>
+      <w:r>
+        <w:t>employeeId</w:t>
+      </w:r>
+      <w:proofErr w:type="spellEnd"/>
+      <w:r>
+        <w:t>": 101,</w:t>
+      </w:r>
+    </w:p>
+    <w:p>
+      <w:r>
+        <w:t xml:space="preserve">            "</w:t>
+      </w:r>
+      <w:proofErr w:type="spellStart"/>
+      <w:r>
+        <w:t>employeeName</w:t>
+      </w:r>
+      <w:proofErr w:type="spellEnd"/>
+      <w:r>
+        <w:t>": "Rahul",</w:t>
+      </w:r>
+    </w:p>
+    <w:p>
+      <w:r>
+        <w:t xml:space="preserve">            "email": "rahul@gmail.com",</w:t>
+      </w:r>
+    </w:p>
+    <w:p>
+      <w:r>
+        <w:t xml:space="preserve">            "salary": 60000</w:t>
+      </w:r>
+    </w:p>
+    <w:p>
+      <w:r>
+        <w:t xml:space="preserve">        },</w:t>
+      </w:r>
+    </w:p>
+    <w:p>
+      <w:r>
+        <w:lastRenderedPageBreak/>
+        <w:t xml:space="preserve">        {</w:t>
+      </w:r>
+    </w:p>
+    <w:p>
+      <w:r>
+        <w:t xml:space="preserve">            "</w:t>
+      </w:r>
+      <w:proofErr w:type="spellStart"/>
+      <w:r>
+        <w:t>employeeId</w:t>
+      </w:r>
+      <w:proofErr w:type="spellEnd"/>
+      <w:r>
+        <w:t>": 102,</w:t>
+      </w:r>
+    </w:p>
+    <w:p>
+      <w:r>
+        <w:t xml:space="preserve">            "</w:t>
+      </w:r>
+      <w:proofErr w:type="spellStart"/>
+      <w:r>
+        <w:t>employeeName</w:t>
+      </w:r>
+      <w:proofErr w:type="spellEnd"/>
+      <w:r>
+        <w:t>": "Amit",</w:t>
+      </w:r>
+    </w:p>
+    <w:p>
+      <w:r>
+        <w:t xml:space="preserve">            "email": "amit@gmail.com",</w:t>
+      </w:r>
+    </w:p>
+    <w:p>
+      <w:r>
+        <w:t xml:space="preserve">            "salary": 55000</w:t>
+      </w:r>
+    </w:p>
+    <w:p>
+      <w:r>
+        <w:t xml:space="preserve">        }</w:t>
+      </w:r>
+    </w:p>
+    <w:p>
+      <w:r>
+        <w:t xml:space="preserve">    ]</w:t>
+      </w:r>
+    </w:p>
+    <w:p>
+      <w:r>
+        <w:t>}</w:t>
+      </w:r>
+    </w:p>
+    <w:p/>
+    <w:p>
+      <w:pPr>
         <w:rPr>
           <w:b/>
           <w:bCs/>
@@ -329,1228 +1517,709 @@
         <w:rPr>
           <w:b/>
           <w:bCs/>
+          <w:highlight w:val="yellow"/>
         </w:rPr>
-        <w:t>CRUD Operations</w:t>
-      </w:r>
-      <w:r>
+        <w:t>Part 6: Service Registration</w:t>
+      </w:r>
+    </w:p>
+    <w:p>
+      <w:r>
+        <w:t>All services must register with the Eureka Server.</w:t>
+      </w:r>
+    </w:p>
+    <w:p>
+      <w:r>
+        <w:t>The Eureka Dashboard should show:</w:t>
+      </w:r>
+    </w:p>
+    <w:p>
+      <w:pPr>
         <w:rPr>
           <w:b/>
           <w:bCs/>
         </w:rPr>
-        <w:br/>
-      </w:r>
-    </w:p>
-    <w:p>
-      <w:pPr>
-        <w:pStyle w:val="NoSpacing"/>
-      </w:pPr>
-      <w:r>
-        <w:t>Implement:</w:t>
-      </w:r>
-    </w:p>
-    <w:p>
-      <w:pPr>
-        <w:pStyle w:val="NoSpacing"/>
-      </w:pPr>
-      <w:r>
-        <w:t>POST   /departments</w:t>
-      </w:r>
-    </w:p>
-    <w:p>
-      <w:pPr>
-        <w:pStyle w:val="NoSpacing"/>
-      </w:pPr>
-      <w:r>
-        <w:t>GET    /departments</w:t>
-      </w:r>
-    </w:p>
-    <w:p>
-      <w:pPr>
-        <w:pStyle w:val="NoSpacing"/>
-      </w:pPr>
-      <w:r>
-        <w:t>GET    /</w:t>
-      </w:r>
+      </w:pPr>
       <w:proofErr w:type="gramStart"/>
       <w:r>
-        <w:t>departments/{</w:t>
-      </w:r>
-      <w:proofErr w:type="gramEnd"/>
-      <w:r>
-        <w:t>id}</w:t>
-      </w:r>
-    </w:p>
-    <w:p>
-      <w:pPr>
-        <w:pStyle w:val="NoSpacing"/>
-      </w:pPr>
-      <w:r>
-        <w:t>PUT    /</w:t>
-      </w:r>
-      <w:proofErr w:type="gramStart"/>
-      <w:r>
-        <w:t>departments/{</w:t>
-      </w:r>
-      <w:proofErr w:type="gramEnd"/>
-      <w:r>
-        <w:t>id}</w:t>
-      </w:r>
-    </w:p>
-    <w:p>
-      <w:pPr>
-        <w:pStyle w:val="NoSpacing"/>
-      </w:pPr>
-      <w:r>
-        <w:t>DELETE /</w:t>
-      </w:r>
-      <w:proofErr w:type="gramStart"/>
-      <w:r>
-        <w:t>departments/{</w:t>
-      </w:r>
-      <w:proofErr w:type="gramEnd"/>
-      <w:r>
-        <w:t>id}</w:t>
-      </w:r>
-      <w:r>
-        <w:br/>
-      </w:r>
-    </w:p>
-    <w:p>
-      <w:pPr>
-        <w:pStyle w:val="NoSpacing"/>
         <w:rPr>
           <w:b/>
           <w:bCs/>
         </w:rPr>
-      </w:pPr>
-    </w:p>
-    <w:p>
-      <w:pPr>
-        <w:pStyle w:val="NoSpacing"/>
+        <w:t>DEPARTMENT-SERVICE</w:t>
+      </w:r>
+      <w:proofErr w:type="gramEnd"/>
+    </w:p>
+    <w:p>
+      <w:pPr>
         <w:rPr>
           <w:b/>
           <w:bCs/>
         </w:rPr>
       </w:pPr>
-    </w:p>
-    <w:p>
-      <w:pPr>
-        <w:pStyle w:val="NoSpacing"/>
+      <w:r>
         <w:rPr>
           <w:b/>
           <w:bCs/>
         </w:rPr>
-      </w:pPr>
-      <w:r>
+        <w:t>EMPLOYEE-SERVICE</w:t>
+      </w:r>
+    </w:p>
+    <w:p>
+      <w:pPr>
         <w:rPr>
           <w:b/>
           <w:bCs/>
         </w:rPr>
-        <w:lastRenderedPageBreak/>
-        <w:t>Example</w:t>
-      </w:r>
-    </w:p>
-    <w:p>
-      <w:pPr>
-        <w:pStyle w:val="NoSpacing"/>
-      </w:pPr>
-      <w:r>
-        <w:t>{</w:t>
-      </w:r>
-    </w:p>
-    <w:p>
-      <w:pPr>
-        <w:pStyle w:val="NoSpacing"/>
-      </w:pPr>
-      <w:r>
-        <w:t xml:space="preserve">    "</w:t>
-      </w:r>
-      <w:proofErr w:type="spellStart"/>
-      <w:r>
-        <w:t>departmentName</w:t>
-      </w:r>
-      <w:proofErr w:type="spellEnd"/>
-      <w:r>
-        <w:t>": "IT",</w:t>
-      </w:r>
-    </w:p>
-    <w:p>
-      <w:pPr>
-        <w:pStyle w:val="NoSpacing"/>
-      </w:pPr>
-      <w:r>
-        <w:t xml:space="preserve">    "location": "Delhi"</w:t>
-      </w:r>
-    </w:p>
-    <w:p>
-      <w:r>
-        <w:t>}</w:t>
-      </w:r>
-    </w:p>
-    <w:p>
-      <w:pPr>
+      </w:pPr>
+      <w:r>
         <w:rPr>
           <w:b/>
           <w:bCs/>
         </w:rPr>
-      </w:pPr>
-      <w:r>
-        <w:br/>
-      </w:r>
-      <w:r>
+        <w:t>API-GATEWAY</w:t>
+      </w:r>
+    </w:p>
+    <w:p>
+      <w:r>
+        <w:t>Eureka Server should continue running on</w:t>
+      </w:r>
+      <w:proofErr w:type="gramStart"/>
+      <w:r>
+        <w:t>:</w:t>
+      </w:r>
+      <w:r>
+        <w:t xml:space="preserve">  </w:t>
+      </w:r>
+      <w:r>
+        <w:t>http://localhost:8761</w:t>
+      </w:r>
+      <w:proofErr w:type="gramEnd"/>
+    </w:p>
+    <w:p/>
+    <w:p>
+      <w:r>
+        <w:t>Port Configuration</w:t>
+      </w:r>
+    </w:p>
+    <w:tbl>
+      <w:tblPr>
+        <w:tblW w:w="0" w:type="auto"/>
+        <w:tblCellSpacing w:w="15" w:type="dxa"/>
+        <w:tblCellMar>
+          <w:top w:w="15" w:type="dxa"/>
+          <w:left w:w="15" w:type="dxa"/>
+          <w:bottom w:w="15" w:type="dxa"/>
+          <w:right w:w="15" w:type="dxa"/>
+        </w:tblCellMar>
+        <w:tblLook w:val="04A0" w:firstRow="1" w:lastRow="0" w:firstColumn="1" w:lastColumn="0" w:noHBand="0" w:noVBand="1"/>
+      </w:tblPr>
+      <w:tblGrid>
+        <w:gridCol w:w="1855"/>
+        <w:gridCol w:w="522"/>
+      </w:tblGrid>
+      <w:tr>
+        <w:trPr>
+          <w:tblCellSpacing w:w="15" w:type="dxa"/>
+        </w:trPr>
+        <w:tc>
+          <w:tcPr>
+            <w:tcW w:w="0" w:type="auto"/>
+            <w:vAlign w:val="center"/>
+            <w:hideMark/>
+          </w:tcPr>
+          <w:p>
+            <w:r>
+              <w:t>Microservice</w:t>
+            </w:r>
+          </w:p>
+        </w:tc>
+        <w:tc>
+          <w:tcPr>
+            <w:tcW w:w="0" w:type="auto"/>
+            <w:vAlign w:val="center"/>
+            <w:hideMark/>
+          </w:tcPr>
+          <w:p>
+            <w:r>
+              <w:t>Port</w:t>
+            </w:r>
+          </w:p>
+        </w:tc>
+      </w:tr>
+      <w:tr>
+        <w:trPr>
+          <w:tblCellSpacing w:w="15" w:type="dxa"/>
+        </w:trPr>
+        <w:tc>
+          <w:tcPr>
+            <w:tcW w:w="0" w:type="auto"/>
+            <w:vAlign w:val="center"/>
+            <w:hideMark/>
+          </w:tcPr>
+          <w:p>
+            <w:r>
+              <w:t>Eureka Server</w:t>
+            </w:r>
+          </w:p>
+        </w:tc>
+        <w:tc>
+          <w:tcPr>
+            <w:tcW w:w="0" w:type="auto"/>
+            <w:vAlign w:val="center"/>
+            <w:hideMark/>
+          </w:tcPr>
+          <w:p>
+            <w:r>
+              <w:t>8761</w:t>
+            </w:r>
+          </w:p>
+        </w:tc>
+      </w:tr>
+      <w:tr>
+        <w:trPr>
+          <w:tblCellSpacing w:w="15" w:type="dxa"/>
+        </w:trPr>
+        <w:tc>
+          <w:tcPr>
+            <w:tcW w:w="0" w:type="auto"/>
+            <w:vAlign w:val="center"/>
+            <w:hideMark/>
+          </w:tcPr>
+          <w:p>
+            <w:r>
+              <w:t>API Gateway</w:t>
+            </w:r>
+          </w:p>
+        </w:tc>
+        <w:tc>
+          <w:tcPr>
+            <w:tcW w:w="0" w:type="auto"/>
+            <w:vAlign w:val="center"/>
+            <w:hideMark/>
+          </w:tcPr>
+          <w:p>
+            <w:r>
+              <w:t>8080</w:t>
+            </w:r>
+          </w:p>
+        </w:tc>
+      </w:tr>
+      <w:tr>
+        <w:trPr>
+          <w:tblCellSpacing w:w="15" w:type="dxa"/>
+        </w:trPr>
+        <w:tc>
+          <w:tcPr>
+            <w:tcW w:w="0" w:type="auto"/>
+            <w:vAlign w:val="center"/>
+            <w:hideMark/>
+          </w:tcPr>
+          <w:p>
+            <w:r>
+              <w:t>Department Service</w:t>
+            </w:r>
+          </w:p>
+        </w:tc>
+        <w:tc>
+          <w:tcPr>
+            <w:tcW w:w="0" w:type="auto"/>
+            <w:vAlign w:val="center"/>
+            <w:hideMark/>
+          </w:tcPr>
+          <w:p>
+            <w:r>
+              <w:t>8081</w:t>
+            </w:r>
+          </w:p>
+        </w:tc>
+      </w:tr>
+      <w:tr>
+        <w:trPr>
+          <w:tblCellSpacing w:w="15" w:type="dxa"/>
+        </w:trPr>
+        <w:tc>
+          <w:tcPr>
+            <w:tcW w:w="0" w:type="auto"/>
+            <w:vAlign w:val="center"/>
+            <w:hideMark/>
+          </w:tcPr>
+          <w:p>
+            <w:r>
+              <w:t>Employee Service</w:t>
+            </w:r>
+          </w:p>
+        </w:tc>
+        <w:tc>
+          <w:tcPr>
+            <w:tcW w:w="0" w:type="auto"/>
+            <w:vAlign w:val="center"/>
+            <w:hideMark/>
+          </w:tcPr>
+          <w:p>
+            <w:r>
+              <w:t>8082</w:t>
+            </w:r>
+          </w:p>
+        </w:tc>
+      </w:tr>
+    </w:tbl>
+    <w:p/>
+    <w:p>
+      <w:pPr>
         <w:rPr>
           <w:b/>
           <w:bCs/>
         </w:rPr>
-        <w:t>3. Employee Microservice</w:t>
-      </w:r>
-    </w:p>
-    <w:p>
-      <w:r>
-        <w:t xml:space="preserve">Create an </w:t>
-      </w:r>
+      </w:pPr>
       <w:r>
         <w:rPr>
           <w:b/>
           <w:bCs/>
         </w:rPr>
+        <w:t>Database Requirement</w:t>
+      </w:r>
+    </w:p>
+    <w:p>
+      <w:r>
+        <w:t>Continue using the existing PostgreSQL database:</w:t>
+      </w:r>
+    </w:p>
+    <w:p>
+      <w:proofErr w:type="spellStart"/>
+      <w:r>
+        <w:t>company_db</w:t>
+      </w:r>
+      <w:proofErr w:type="spellEnd"/>
+    </w:p>
+    <w:p>
+      <w:r>
+        <w:t>The application contains the following logical tables:</w:t>
+      </w:r>
+    </w:p>
+    <w:p>
+      <w:r>
+        <w:lastRenderedPageBreak/>
+        <w:t>Department Table</w:t>
+      </w:r>
+    </w:p>
+    <w:p>
+      <w:r>
+        <w:t>department</w:t>
+      </w:r>
+    </w:p>
+    <w:p>
+      <w:r>
+        <w:t>----------------</w:t>
+      </w:r>
+    </w:p>
+    <w:p>
+      <w:r>
+        <w:t>id</w:t>
+      </w:r>
+    </w:p>
+    <w:p>
+      <w:proofErr w:type="spellStart"/>
+      <w:r>
+        <w:t>department_name</w:t>
+      </w:r>
+      <w:proofErr w:type="spellEnd"/>
+    </w:p>
+    <w:p>
+      <w:r>
+        <w:t>location</w:t>
+      </w:r>
+    </w:p>
+    <w:p>
+      <w:r>
+        <w:t>Employee Table</w:t>
+      </w:r>
+    </w:p>
+    <w:p>
+      <w:r>
+        <w:t>employee</w:t>
+      </w:r>
+    </w:p>
+    <w:p>
+      <w:r>
+        <w:t>----------------</w:t>
+      </w:r>
+    </w:p>
+    <w:p>
+      <w:r>
+        <w:t>id</w:t>
+      </w:r>
+    </w:p>
+    <w:p>
+      <w:proofErr w:type="spellStart"/>
+      <w:r>
+        <w:t>employee_name</w:t>
+      </w:r>
+      <w:proofErr w:type="spellEnd"/>
+    </w:p>
+    <w:p>
+      <w:r>
+        <w:t>email</w:t>
+      </w:r>
+    </w:p>
+    <w:p>
+      <w:r>
+        <w:t>salary</w:t>
+      </w:r>
+    </w:p>
+    <w:p>
+      <w:proofErr w:type="spellStart"/>
+      <w:r>
+        <w:t>department_id</w:t>
+      </w:r>
+      <w:proofErr w:type="spellEnd"/>
+    </w:p>
+    <w:p>
+      <w:r>
+        <w:pict w14:anchorId="73BBF464">
+          <v:rect id="_x0000_i1152" style="width:0;height:1.5pt" o:hralign="center" o:hrstd="t" o:hr="t" fillcolor="#a0a0a0" stroked="f"/>
+        </w:pict>
+      </w:r>
+    </w:p>
+    <w:p>
+      <w:r>
+        <w:t>Important Architecture Rule</w:t>
+      </w:r>
+    </w:p>
+    <w:p>
+      <w:r>
+        <w:t>The Department Service should not perform direct database queries on the Employee table.</w:t>
+      </w:r>
+    </w:p>
+    <w:p>
+      <w:proofErr w:type="gramStart"/>
+      <w:r>
+        <w:t>The communication</w:t>
+      </w:r>
+      <w:proofErr w:type="gramEnd"/>
+      <w:r>
+        <w:t xml:space="preserve"> should follow this architecture:</w:t>
+      </w:r>
+    </w:p>
+    <w:p>
+      <w:r>
+        <w:t>Department Service</w:t>
+      </w:r>
+    </w:p>
+    <w:p>
+      <w:r>
+        <w:t xml:space="preserve">        |</w:t>
+      </w:r>
+    </w:p>
+    <w:p>
+      <w:r>
+        <w:t xml:space="preserve">        | </w:t>
+      </w:r>
+      <w:proofErr w:type="spellStart"/>
+      <w:r>
+        <w:t>OpenFeign</w:t>
+      </w:r>
+      <w:proofErr w:type="spellEnd"/>
+    </w:p>
+    <w:p>
+      <w:r>
+        <w:t xml:space="preserve">        v</w:t>
+      </w:r>
+    </w:p>
+    <w:p>
+      <w:r>
         <w:t>Employee Service</w:t>
       </w:r>
-      <w:r>
-        <w:t xml:space="preserve"> responsible for managing employees.</w:t>
-      </w:r>
-    </w:p>
-    <w:p>
-      <w:pPr>
-        <w:rPr>
-          <w:b/>
-          <w:bCs/>
-        </w:rPr>
-      </w:pPr>
-      <w:r>
-        <w:rPr>
-          <w:b/>
-          <w:bCs/>
-        </w:rPr>
-        <w:t>Employee fields</w:t>
-      </w:r>
-    </w:p>
-    <w:p>
+    </w:p>
+    <w:p>
+      <w:r>
+        <w:t xml:space="preserve">        |</w:t>
+      </w:r>
+    </w:p>
+    <w:p>
+      <w:r>
+        <w:t xml:space="preserve">        v</w:t>
+      </w:r>
+    </w:p>
+    <w:p>
+      <w:r>
+        <w:t>Employee Repository</w:t>
+      </w:r>
+    </w:p>
+    <w:p>
+      <w:r>
+        <w:t xml:space="preserve">        |</w:t>
+      </w:r>
+    </w:p>
+    <w:p>
+      <w:r>
+        <w:t xml:space="preserve">        v</w:t>
+      </w:r>
+    </w:p>
+    <w:p>
+      <w:r>
+        <w:lastRenderedPageBreak/>
+        <w:t>PostgreSQL</w:t>
+      </w:r>
+    </w:p>
+    <w:p>
+      <w:r>
+        <w:pict w14:anchorId="0C9BA541">
+          <v:rect id="_x0000_i1153" style="width:0;height:1.5pt" o:hralign="center" o:hrstd="t" o:hr="t" fillcolor="#a0a0a0" stroked="f"/>
+        </w:pict>
+      </w:r>
+    </w:p>
+    <w:p>
+      <w:r>
+        <w:t>Testing Requirements</w:t>
+      </w:r>
+    </w:p>
+    <w:p>
+      <w:r>
+        <w:t>Test the complete application using Postman.</w:t>
+      </w:r>
+    </w:p>
+    <w:p>
+      <w:r>
+        <w:t>Test 1: Access Eureka Dashboard</w:t>
+      </w:r>
+    </w:p>
+    <w:p>
+      <w:r>
+        <w:t>GET http://localhost:8761</w:t>
+      </w:r>
+    </w:p>
+    <w:p>
+      <w:r>
+        <w:t>Verify that all three client services are registered.</w:t>
+      </w:r>
+    </w:p>
+    <w:p>
+      <w:r>
+        <w:pict w14:anchorId="4A1F6B15">
+          <v:rect id="_x0000_i1154" style="width:0;height:1.5pt" o:hralign="center" o:hrstd="t" o:hr="t" fillcolor="#a0a0a0" stroked="f"/>
+        </w:pict>
+      </w:r>
+    </w:p>
+    <w:p>
+      <w:r>
+        <w:t>Test 2: Create a Department Through API Gateway</w:t>
+      </w:r>
+    </w:p>
+    <w:p>
+      <w:r>
+        <w:t>POST http://localhost:8080/departments</w:t>
+      </w:r>
+    </w:p>
+    <w:p>
+      <w:r>
+        <w:t>Request:</w:t>
+      </w:r>
+    </w:p>
+    <w:p>
+      <w:r>
+        <w:t>{</w:t>
+      </w:r>
+    </w:p>
+    <w:p>
+      <w:r>
+        <w:t xml:space="preserve">    "</w:t>
+      </w:r>
       <w:proofErr w:type="spellStart"/>
       <w:r>
-        <w:t>employeeId</w:t>
+        <w:t>departmentName</w:t>
       </w:r>
       <w:proofErr w:type="spellEnd"/>
-    </w:p>
-    <w:p>
+      <w:r>
+        <w:t>": "IT",</w:t>
+      </w:r>
+    </w:p>
+    <w:p>
+      <w:r>
+        <w:t xml:space="preserve">    "location": "Delhi"</w:t>
+      </w:r>
+    </w:p>
+    <w:p>
+      <w:r>
+        <w:t>}</w:t>
+      </w:r>
+    </w:p>
+    <w:p>
+      <w:r>
+        <w:pict w14:anchorId="325BCE82">
+          <v:rect id="_x0000_i1155" style="width:0;height:1.5pt" o:hralign="center" o:hrstd="t" o:hr="t" fillcolor="#a0a0a0" stroked="f"/>
+        </w:pict>
+      </w:r>
+    </w:p>
+    <w:p>
+      <w:r>
+        <w:t>Test 3: Create Employees Through API Gateway</w:t>
+      </w:r>
+    </w:p>
+    <w:p>
+      <w:r>
+        <w:t>POST http://localhost:8080/employees</w:t>
+      </w:r>
+    </w:p>
+    <w:p>
+      <w:r>
+        <w:t>Request:</w:t>
+      </w:r>
+    </w:p>
+    <w:p>
+      <w:r>
+        <w:t>{</w:t>
+      </w:r>
+    </w:p>
+    <w:p>
+      <w:r>
+        <w:t xml:space="preserve">    "</w:t>
+      </w:r>
       <w:proofErr w:type="spellStart"/>
       <w:r>
         <w:t>employeeName</w:t>
       </w:r>
       <w:proofErr w:type="spellEnd"/>
-    </w:p>
-    <w:p>
-      <w:r>
-        <w:t>email</w:t>
-      </w:r>
-    </w:p>
-    <w:p>
-      <w:r>
-        <w:t>salary</w:t>
-      </w:r>
-    </w:p>
-    <w:p>
+      <w:r>
+        <w:t>": "Rahul",</w:t>
+      </w:r>
+    </w:p>
+    <w:p>
+      <w:r>
+        <w:t xml:space="preserve">    "email": "rahul@gmail.com",</w:t>
+      </w:r>
+    </w:p>
+    <w:p>
+      <w:r>
+        <w:t xml:space="preserve">    "salary": 60000,</w:t>
+      </w:r>
+    </w:p>
+    <w:p>
+      <w:r>
+        <w:t xml:space="preserve">    "</w:t>
+      </w:r>
       <w:proofErr w:type="spellStart"/>
       <w:r>
         <w:t>departmentId</w:t>
       </w:r>
       <w:proofErr w:type="spellEnd"/>
-    </w:p>
-    <w:p>
-      <w:pPr>
-        <w:pStyle w:val="NoSpacing"/>
-        <w:rPr>
-          <w:b/>
-          <w:bCs/>
-        </w:rPr>
-      </w:pPr>
-      <w:r>
-        <w:rPr>
-          <w:b/>
-          <w:bCs/>
-        </w:rPr>
-        <w:br/>
-      </w:r>
-      <w:r>
-        <w:rPr>
-          <w:b/>
-          <w:bCs/>
-        </w:rPr>
-        <w:t>CRUD Operations</w:t>
-      </w:r>
-      <w:r>
-        <w:rPr>
-          <w:b/>
-          <w:bCs/>
-        </w:rPr>
-        <w:br/>
-      </w:r>
-    </w:p>
-    <w:p>
-      <w:pPr>
-        <w:pStyle w:val="NoSpacing"/>
-      </w:pPr>
-      <w:r>
-        <w:t>Implement:</w:t>
-      </w:r>
-    </w:p>
-    <w:p>
-      <w:pPr>
-        <w:pStyle w:val="NoSpacing"/>
-      </w:pPr>
-      <w:r>
-        <w:t>POST   /employees</w:t>
-      </w:r>
-    </w:p>
-    <w:p>
-      <w:pPr>
-        <w:pStyle w:val="NoSpacing"/>
-      </w:pPr>
-      <w:r>
-        <w:t>GET    /employees</w:t>
-      </w:r>
-    </w:p>
-    <w:p>
-      <w:pPr>
-        <w:pStyle w:val="NoSpacing"/>
-      </w:pPr>
-      <w:r>
-        <w:t>GET    /</w:t>
-      </w:r>
-      <w:proofErr w:type="gramStart"/>
-      <w:r>
-        <w:t>employees/{</w:t>
-      </w:r>
-      <w:proofErr w:type="gramEnd"/>
-      <w:r>
-        <w:t>id}</w:t>
-      </w:r>
-    </w:p>
-    <w:p>
-      <w:pPr>
-        <w:pStyle w:val="NoSpacing"/>
-      </w:pPr>
-      <w:r>
-        <w:t>PUT    /</w:t>
-      </w:r>
-      <w:proofErr w:type="gramStart"/>
-      <w:r>
-        <w:t>employees/{</w:t>
-      </w:r>
-      <w:proofErr w:type="gramEnd"/>
-      <w:r>
-        <w:t>id}</w:t>
-      </w:r>
-    </w:p>
-    <w:p>
-      <w:pPr>
-        <w:pStyle w:val="NoSpacing"/>
-      </w:pPr>
-      <w:r>
-        <w:t>DELETE /</w:t>
-      </w:r>
-      <w:proofErr w:type="gramStart"/>
-      <w:r>
-        <w:t>employees/{</w:t>
-      </w:r>
-      <w:proofErr w:type="gramEnd"/>
-      <w:r>
-        <w:t>id}</w:t>
-      </w:r>
-      <w:r>
-        <w:br/>
-      </w:r>
-    </w:p>
-    <w:p>
-      <w:pPr>
-        <w:pStyle w:val="NoSpacing"/>
-      </w:pPr>
-      <w:r>
-        <w:t>Example</w:t>
-      </w:r>
-    </w:p>
-    <w:p>
-      <w:pPr>
-        <w:pStyle w:val="NoSpacing"/>
-      </w:pPr>
-      <w:r>
-        <w:t>{</w:t>
-      </w:r>
-    </w:p>
-    <w:p>
-      <w:pPr>
-        <w:pStyle w:val="NoSpacing"/>
-      </w:pPr>
-      <w:r>
-        <w:t xml:space="preserve">    "</w:t>
-      </w:r>
+      <w:r>
+        <w:t>": 1</w:t>
+      </w:r>
+    </w:p>
+    <w:p>
+      <w:r>
+        <w:t>}</w:t>
+      </w:r>
+    </w:p>
+    <w:p>
+      <w:r>
+        <w:t>Add at least two employees to the same department.</w:t>
+      </w:r>
+    </w:p>
+    <w:p>
+      <w:r>
+        <w:pict w14:anchorId="070E2ED1">
+          <v:rect id="_x0000_i1156" style="width:0;height:1.5pt" o:hralign="center" o:hrstd="t" o:hr="t" fillcolor="#a0a0a0" stroked="f"/>
+        </w:pict>
+      </w:r>
+    </w:p>
+    <w:p>
+      <w:r>
+        <w:t>Test 4: Get Employees by Department</w:t>
+      </w:r>
+    </w:p>
+    <w:p>
+      <w:r>
+        <w:lastRenderedPageBreak/>
+        <w:t>GET http://localhost:8080/employees/department/1</w:t>
+      </w:r>
+    </w:p>
+    <w:p>
+      <w:r>
+        <w:t>Verify that Employee Service returns all employees belonging to Department 1.</w:t>
+      </w:r>
+    </w:p>
+    <w:p>
+      <w:r>
+        <w:pict w14:anchorId="4626B662">
+          <v:rect id="_x0000_i1157" style="width:0;height:1.5pt" o:hralign="center" o:hrstd="t" o:hr="t" fillcolor="#a0a0a0" stroked="f"/>
+        </w:pict>
+      </w:r>
+    </w:p>
+    <w:p>
+      <w:r>
+        <w:t>Test 5: Get Department with Employees</w:t>
+      </w:r>
+    </w:p>
+    <w:p>
+      <w:r>
+        <w:t>GET http://localhost:8080/departments/1/employees</w:t>
+      </w:r>
+    </w:p>
+    <w:p>
+      <w:r>
+        <w:t>Verify the complete communication flow:</w:t>
+      </w:r>
+    </w:p>
+    <w:p>
+      <w:r>
+        <w:t>Client</w:t>
+      </w:r>
+    </w:p>
+    <w:p>
+      <w:r>
+        <w:t xml:space="preserve">   ↓</w:t>
+      </w:r>
+    </w:p>
+    <w:p>
+      <w:r>
+        <w:t>API Gateway</w:t>
+      </w:r>
+    </w:p>
+    <w:p>
+      <w:r>
+        <w:t xml:space="preserve">   ↓</w:t>
+      </w:r>
+    </w:p>
+    <w:p>
+      <w:r>
+        <w:t>Department Service</w:t>
+      </w:r>
+    </w:p>
+    <w:p>
+      <w:r>
+        <w:t xml:space="preserve">   ↓</w:t>
+      </w:r>
+    </w:p>
+    <w:p>
       <w:proofErr w:type="spellStart"/>
       <w:r>
-        <w:t>employeeName</w:t>
+        <w:t>OpenFeign</w:t>
       </w:r>
       <w:proofErr w:type="spellEnd"/>
       <w:r>
-        <w:t>": "Rahul",</w:t>
-      </w:r>
-    </w:p>
-    <w:p>
-      <w:pPr>
-        <w:pStyle w:val="NoSpacing"/>
-      </w:pPr>
-      <w:r>
-        <w:t xml:space="preserve">    "email": "rahul@gmail.com",</w:t>
-      </w:r>
-    </w:p>
-    <w:p>
-      <w:pPr>
-        <w:pStyle w:val="NoSpacing"/>
-      </w:pPr>
-      <w:r>
-        <w:t xml:space="preserve">    "salary": 60000,</w:t>
-      </w:r>
-    </w:p>
-    <w:p>
-      <w:pPr>
-        <w:pStyle w:val="NoSpacing"/>
-      </w:pPr>
-      <w:r>
-        <w:t xml:space="preserve">    "</w:t>
-      </w:r>
-      <w:proofErr w:type="spellStart"/>
-      <w:r>
-        <w:t>departmentId</w:t>
-      </w:r>
-      <w:proofErr w:type="spellEnd"/>
-      <w:r>
-        <w:t>": 1</w:t>
-      </w:r>
-    </w:p>
-    <w:p>
-      <w:r>
-        <w:t>}</w:t>
-      </w:r>
-    </w:p>
-    <w:p>
-      <w:pPr>
-        <w:rPr>
-          <w:b/>
-          <w:bCs/>
-          <w:color w:val="EE0000"/>
-        </w:rPr>
-      </w:pPr>
-      <w:r>
-        <w:rPr>
-          <w:b/>
-          <w:bCs/>
-          <w:color w:val="EE0000"/>
-        </w:rPr>
-        <w:t>Requirement — Department Can Add Employees</w:t>
-      </w:r>
-    </w:p>
-    <w:p>
-      <w:pPr>
-        <w:rPr>
-          <w:color w:val="EE0000"/>
-        </w:rPr>
-      </w:pPr>
-      <w:r>
-        <w:rPr>
-          <w:color w:val="EE0000"/>
-        </w:rPr>
-        <w:t xml:space="preserve">The </w:t>
-      </w:r>
-      <w:r>
-        <w:rPr>
-          <w:b/>
-          <w:bCs/>
-          <w:color w:val="EE0000"/>
-        </w:rPr>
-        <w:t>Department Service must provide an API to add an employee to a department</w:t>
-      </w:r>
-      <w:r>
-        <w:rPr>
-          <w:color w:val="EE0000"/>
-        </w:rPr>
-        <w:t>.</w:t>
-      </w:r>
-    </w:p>
-    <w:p>
-      <w:pPr>
-        <w:rPr>
-          <w:color w:val="EE0000"/>
-        </w:rPr>
-      </w:pPr>
-      <w:r>
-        <w:rPr>
-          <w:color w:val="EE0000"/>
-        </w:rPr>
-        <w:t>For example:</w:t>
-      </w:r>
-    </w:p>
-    <w:p>
-      <w:pPr>
-        <w:rPr>
-          <w:color w:val="EE0000"/>
-        </w:rPr>
-      </w:pPr>
-      <w:r>
-        <w:rPr>
-          <w:color w:val="EE0000"/>
-        </w:rPr>
-        <w:t>POST /</w:t>
-      </w:r>
-      <w:proofErr w:type="gramStart"/>
-      <w:r>
-        <w:rPr>
-          <w:color w:val="EE0000"/>
-        </w:rPr>
-        <w:t>departments/{</w:t>
-      </w:r>
-      <w:proofErr w:type="spellStart"/>
-      <w:r>
-        <w:rPr>
-          <w:color w:val="EE0000"/>
-        </w:rPr>
-        <w:t>departmentId</w:t>
-      </w:r>
-      <w:proofErr w:type="spellEnd"/>
-      <w:r>
-        <w:rPr>
-          <w:color w:val="EE0000"/>
-        </w:rPr>
-        <w:t>}/</w:t>
-      </w:r>
-      <w:proofErr w:type="gramEnd"/>
-      <w:r>
-        <w:rPr>
-          <w:color w:val="EE0000"/>
-        </w:rPr>
-        <w:t>employees</w:t>
-      </w:r>
-    </w:p>
-    <w:p>
-      <w:pPr>
-        <w:rPr>
-          <w:color w:val="EE0000"/>
-        </w:rPr>
-      </w:pPr>
-      <w:r>
-        <w:rPr>
-          <w:color w:val="EE0000"/>
-        </w:rPr>
-        <w:t>Request:</w:t>
-      </w:r>
-    </w:p>
-    <w:p>
-      <w:pPr>
-        <w:rPr>
-          <w:color w:val="EE0000"/>
-        </w:rPr>
-      </w:pPr>
-      <w:r>
-        <w:rPr>
-          <w:color w:val="EE0000"/>
-        </w:rPr>
-        <w:t>{</w:t>
-      </w:r>
-    </w:p>
-    <w:p>
-      <w:pPr>
-        <w:rPr>
-          <w:color w:val="EE0000"/>
-        </w:rPr>
-      </w:pPr>
-      <w:r>
-        <w:rPr>
-          <w:color w:val="EE0000"/>
-        </w:rPr>
-        <w:t xml:space="preserve">    "</w:t>
-      </w:r>
-      <w:proofErr w:type="spellStart"/>
-      <w:r>
-        <w:rPr>
-          <w:color w:val="EE0000"/>
-        </w:rPr>
-        <w:t>employeeName</w:t>
-      </w:r>
-      <w:proofErr w:type="spellEnd"/>
-      <w:r>
-        <w:rPr>
-          <w:color w:val="EE0000"/>
-        </w:rPr>
-        <w:t>": "Amit",</w:t>
-      </w:r>
-    </w:p>
-    <w:p>
-      <w:pPr>
-        <w:rPr>
-          <w:color w:val="EE0000"/>
-        </w:rPr>
-      </w:pPr>
-      <w:r>
-        <w:rPr>
-          <w:color w:val="EE0000"/>
-        </w:rPr>
-        <w:lastRenderedPageBreak/>
-        <w:t xml:space="preserve">    "email": "amit@gmail.com",</w:t>
-      </w:r>
-    </w:p>
-    <w:p>
-      <w:pPr>
-        <w:rPr>
-          <w:color w:val="EE0000"/>
-        </w:rPr>
-      </w:pPr>
-      <w:r>
-        <w:rPr>
-          <w:color w:val="EE0000"/>
-        </w:rPr>
-        <w:t xml:space="preserve">    "salary": 55000</w:t>
-      </w:r>
-    </w:p>
-    <w:p>
-      <w:pPr>
-        <w:rPr>
-          <w:color w:val="EE0000"/>
-        </w:rPr>
-      </w:pPr>
-      <w:r>
-        <w:rPr>
-          <w:color w:val="EE0000"/>
-        </w:rPr>
-        <w:t>}</w:t>
-      </w:r>
-    </w:p>
-    <w:p>
-      <w:pPr>
-        <w:rPr>
-          <w:b/>
-          <w:bCs/>
-          <w:color w:val="EE0000"/>
-        </w:rPr>
-      </w:pPr>
-      <w:r>
-        <w:rPr>
-          <w:b/>
-          <w:bCs/>
-          <w:color w:val="EE0000"/>
-        </w:rPr>
-        <w:t>Get Department with Employees</w:t>
-      </w:r>
-    </w:p>
-    <w:p>
-      <w:pPr>
-        <w:rPr>
-          <w:color w:val="EE0000"/>
-        </w:rPr>
-      </w:pPr>
-      <w:r>
-        <w:rPr>
-          <w:color w:val="EE0000"/>
-        </w:rPr>
-        <w:t>Implement:</w:t>
-      </w:r>
-    </w:p>
-    <w:p>
-      <w:pPr>
-        <w:rPr>
-          <w:b/>
-          <w:bCs/>
-          <w:color w:val="EE0000"/>
-        </w:rPr>
-      </w:pPr>
-      <w:r>
-        <w:rPr>
-          <w:b/>
-          <w:bCs/>
-          <w:color w:val="EE0000"/>
-        </w:rPr>
-        <w:t>GET /</w:t>
-      </w:r>
-      <w:proofErr w:type="gramStart"/>
-      <w:r>
-        <w:rPr>
-          <w:b/>
-          <w:bCs/>
-          <w:color w:val="EE0000"/>
-        </w:rPr>
-        <w:t>departments/{</w:t>
-      </w:r>
-      <w:proofErr w:type="spellStart"/>
-      <w:r>
-        <w:rPr>
-          <w:b/>
-          <w:bCs/>
-          <w:color w:val="EE0000"/>
-        </w:rPr>
-        <w:t>departmentId</w:t>
-      </w:r>
-      <w:proofErr w:type="spellEnd"/>
-      <w:r>
-        <w:rPr>
-          <w:b/>
-          <w:bCs/>
-          <w:color w:val="EE0000"/>
-        </w:rPr>
-        <w:t>}/</w:t>
-      </w:r>
-      <w:proofErr w:type="gramEnd"/>
-      <w:r>
-        <w:rPr>
-          <w:b/>
-          <w:bCs/>
-          <w:color w:val="EE0000"/>
-        </w:rPr>
-        <w:t>employees</w:t>
-      </w:r>
-    </w:p>
-    <w:p>
-      <w:pPr>
-        <w:rPr>
-          <w:color w:val="EE0000"/>
-        </w:rPr>
-      </w:pPr>
-      <w:r>
-        <w:rPr>
-          <w:color w:val="EE0000"/>
-        </w:rPr>
-        <w:t>Example:</w:t>
-      </w:r>
-    </w:p>
-    <w:p>
-      <w:pPr>
-        <w:rPr>
-          <w:color w:val="EE0000"/>
-        </w:rPr>
-      </w:pPr>
-      <w:r>
-        <w:rPr>
-          <w:color w:val="EE0000"/>
-        </w:rPr>
-        <w:t>GET /departments/1/employees</w:t>
-      </w:r>
-    </w:p>
-    <w:p>
-      <w:pPr>
-        <w:rPr>
-          <w:color w:val="EE0000"/>
-        </w:rPr>
-      </w:pPr>
-      <w:r>
-        <w:rPr>
-          <w:color w:val="EE0000"/>
-        </w:rPr>
-        <w:t>Expected response:</w:t>
-      </w:r>
-    </w:p>
-    <w:p>
-      <w:pPr>
-        <w:pStyle w:val="NoSpacing"/>
-        <w:rPr>
-          <w:color w:val="EE0000"/>
-        </w:rPr>
-      </w:pPr>
-      <w:r>
-        <w:rPr>
-          <w:color w:val="EE0000"/>
-        </w:rPr>
-        <w:t>{</w:t>
-      </w:r>
-    </w:p>
-    <w:p>
-      <w:pPr>
-        <w:pStyle w:val="NoSpacing"/>
-        <w:rPr>
-          <w:color w:val="EE0000"/>
-        </w:rPr>
-      </w:pPr>
-      <w:r>
-        <w:rPr>
-          <w:color w:val="EE0000"/>
-        </w:rPr>
-        <w:t xml:space="preserve">    "</w:t>
-      </w:r>
-      <w:proofErr w:type="spellStart"/>
-      <w:r>
-        <w:rPr>
-          <w:color w:val="EE0000"/>
-        </w:rPr>
-        <w:t>departmentId</w:t>
-      </w:r>
-      <w:proofErr w:type="spellEnd"/>
-      <w:r>
-        <w:rPr>
-          <w:color w:val="EE0000"/>
-        </w:rPr>
-        <w:t>": 1,</w:t>
-      </w:r>
-    </w:p>
-    <w:p>
-      <w:pPr>
-        <w:pStyle w:val="NoSpacing"/>
-        <w:rPr>
-          <w:color w:val="EE0000"/>
-        </w:rPr>
-      </w:pPr>
-      <w:r>
-        <w:rPr>
-          <w:color w:val="EE0000"/>
-        </w:rPr>
-        <w:t xml:space="preserve">    "</w:t>
-      </w:r>
-      <w:proofErr w:type="spellStart"/>
-      <w:r>
-        <w:rPr>
-          <w:color w:val="EE0000"/>
-        </w:rPr>
-        <w:t>departmentName</w:t>
-      </w:r>
-      <w:proofErr w:type="spellEnd"/>
-      <w:r>
-        <w:rPr>
-          <w:color w:val="EE0000"/>
-        </w:rPr>
-        <w:t>": "IT",</w:t>
-      </w:r>
-    </w:p>
-    <w:p>
-      <w:pPr>
-        <w:pStyle w:val="NoSpacing"/>
-        <w:rPr>
-          <w:color w:val="EE0000"/>
-        </w:rPr>
-      </w:pPr>
-      <w:r>
-        <w:rPr>
-          <w:color w:val="EE0000"/>
-        </w:rPr>
-        <w:t xml:space="preserve">    "location": "Delhi",</w:t>
-      </w:r>
-    </w:p>
-    <w:p>
-      <w:pPr>
-        <w:pStyle w:val="NoSpacing"/>
-        <w:rPr>
-          <w:color w:val="EE0000"/>
-        </w:rPr>
-      </w:pPr>
-      <w:r>
-        <w:rPr>
-          <w:color w:val="EE0000"/>
-        </w:rPr>
-        <w:t xml:space="preserve">    "employees": [</w:t>
-      </w:r>
-    </w:p>
-    <w:p>
-      <w:pPr>
-        <w:pStyle w:val="NoSpacing"/>
-        <w:rPr>
-          <w:color w:val="EE0000"/>
-        </w:rPr>
-      </w:pPr>
-      <w:r>
-        <w:rPr>
-          <w:color w:val="EE0000"/>
-        </w:rPr>
-        <w:t xml:space="preserve">        {</w:t>
-      </w:r>
-    </w:p>
-    <w:p>
-      <w:pPr>
-        <w:pStyle w:val="NoSpacing"/>
-        <w:rPr>
-          <w:color w:val="EE0000"/>
-        </w:rPr>
-      </w:pPr>
-      <w:r>
-        <w:rPr>
-          <w:color w:val="EE0000"/>
-        </w:rPr>
-        <w:t xml:space="preserve">            "</w:t>
-      </w:r>
-      <w:proofErr w:type="spellStart"/>
-      <w:r>
-        <w:rPr>
-          <w:color w:val="EE0000"/>
-        </w:rPr>
-        <w:t>employeeId</w:t>
-      </w:r>
-      <w:proofErr w:type="spellEnd"/>
-      <w:r>
-        <w:rPr>
-          <w:color w:val="EE0000"/>
-        </w:rPr>
-        <w:t>": 101,</w:t>
-      </w:r>
-    </w:p>
-    <w:p>
-      <w:pPr>
-        <w:pStyle w:val="NoSpacing"/>
-        <w:rPr>
-          <w:color w:val="EE0000"/>
-        </w:rPr>
-      </w:pPr>
-      <w:r>
-        <w:rPr>
-          <w:color w:val="EE0000"/>
-        </w:rPr>
-        <w:t xml:space="preserve">            "</w:t>
-      </w:r>
-      <w:proofErr w:type="spellStart"/>
-      <w:r>
-        <w:rPr>
-          <w:color w:val="EE0000"/>
-        </w:rPr>
-        <w:t>employeeName</w:t>
-      </w:r>
-      <w:proofErr w:type="spellEnd"/>
-      <w:r>
-        <w:rPr>
-          <w:color w:val="EE0000"/>
-        </w:rPr>
-        <w:t>": "Rahul",</w:t>
-      </w:r>
-    </w:p>
-    <w:p>
-      <w:pPr>
-        <w:pStyle w:val="NoSpacing"/>
-        <w:rPr>
-          <w:color w:val="EE0000"/>
-        </w:rPr>
-      </w:pPr>
-      <w:r>
-        <w:rPr>
-          <w:color w:val="EE0000"/>
-        </w:rPr>
-        <w:t xml:space="preserve">            "email": "rahul@gmail.com",</w:t>
-      </w:r>
-    </w:p>
-    <w:p>
-      <w:pPr>
-        <w:pStyle w:val="NoSpacing"/>
-        <w:rPr>
-          <w:color w:val="EE0000"/>
-        </w:rPr>
-      </w:pPr>
-      <w:r>
-        <w:rPr>
-          <w:color w:val="EE0000"/>
-        </w:rPr>
-        <w:t xml:space="preserve">            "salary": 60000</w:t>
-      </w:r>
-    </w:p>
-    <w:p>
-      <w:pPr>
-        <w:pStyle w:val="NoSpacing"/>
-        <w:rPr>
-          <w:color w:val="EE0000"/>
-        </w:rPr>
-      </w:pPr>
-      <w:r>
-        <w:rPr>
-          <w:color w:val="EE0000"/>
-        </w:rPr>
-        <w:t xml:space="preserve">        },</w:t>
-      </w:r>
-    </w:p>
-    <w:p>
-      <w:pPr>
-        <w:pStyle w:val="NoSpacing"/>
-        <w:rPr>
-          <w:color w:val="EE0000"/>
-        </w:rPr>
-      </w:pPr>
-      <w:r>
-        <w:rPr>
-          <w:color w:val="EE0000"/>
-        </w:rPr>
-        <w:t xml:space="preserve">        {</w:t>
-      </w:r>
-    </w:p>
-    <w:p>
-      <w:pPr>
-        <w:pStyle w:val="NoSpacing"/>
-        <w:rPr>
-          <w:color w:val="EE0000"/>
-        </w:rPr>
-      </w:pPr>
-      <w:r>
-        <w:rPr>
-          <w:color w:val="EE0000"/>
-        </w:rPr>
-        <w:t xml:space="preserve">            "</w:t>
-      </w:r>
-      <w:proofErr w:type="spellStart"/>
-      <w:r>
-        <w:rPr>
-          <w:color w:val="EE0000"/>
-        </w:rPr>
-        <w:t>employeeId</w:t>
-      </w:r>
-      <w:proofErr w:type="spellEnd"/>
-      <w:r>
-        <w:rPr>
-          <w:color w:val="EE0000"/>
-        </w:rPr>
-        <w:t>": 102,</w:t>
-      </w:r>
-    </w:p>
-    <w:p>
-      <w:pPr>
-        <w:pStyle w:val="NoSpacing"/>
-        <w:rPr>
-          <w:color w:val="EE0000"/>
-        </w:rPr>
-      </w:pPr>
-      <w:r>
-        <w:rPr>
-          <w:color w:val="EE0000"/>
-        </w:rPr>
-        <w:t xml:space="preserve">            "</w:t>
-      </w:r>
-      <w:proofErr w:type="spellStart"/>
-      <w:r>
-        <w:rPr>
-          <w:color w:val="EE0000"/>
-        </w:rPr>
-        <w:t>employeeName</w:t>
-      </w:r>
-      <w:proofErr w:type="spellEnd"/>
-      <w:r>
-        <w:rPr>
-          <w:color w:val="EE0000"/>
-        </w:rPr>
-        <w:t>": "Amit",</w:t>
-      </w:r>
-    </w:p>
-    <w:p>
-      <w:pPr>
-        <w:pStyle w:val="NoSpacing"/>
-        <w:rPr>
-          <w:color w:val="EE0000"/>
-        </w:rPr>
-      </w:pPr>
-      <w:r>
-        <w:rPr>
-          <w:color w:val="EE0000"/>
-        </w:rPr>
-        <w:t xml:space="preserve">            "email": "amit@gmail.com",</w:t>
-      </w:r>
-    </w:p>
-    <w:p>
-      <w:pPr>
-        <w:pStyle w:val="NoSpacing"/>
-        <w:rPr>
-          <w:color w:val="EE0000"/>
-        </w:rPr>
-      </w:pPr>
-      <w:r>
-        <w:rPr>
-          <w:color w:val="EE0000"/>
-        </w:rPr>
-        <w:t xml:space="preserve">            "salary": 55000</w:t>
-      </w:r>
-    </w:p>
-    <w:p>
-      <w:pPr>
-        <w:pStyle w:val="NoSpacing"/>
-        <w:rPr>
-          <w:color w:val="EE0000"/>
-        </w:rPr>
-      </w:pPr>
-      <w:r>
-        <w:rPr>
-          <w:color w:val="EE0000"/>
-        </w:rPr>
-        <w:t xml:space="preserve">        }</w:t>
-      </w:r>
-    </w:p>
-    <w:p>
-      <w:pPr>
-        <w:pStyle w:val="NoSpacing"/>
-        <w:rPr>
-          <w:color w:val="EE0000"/>
-        </w:rPr>
-      </w:pPr>
-      <w:r>
-        <w:rPr>
-          <w:color w:val="EE0000"/>
-        </w:rPr>
-        <w:t xml:space="preserve">    ]</w:t>
-      </w:r>
-    </w:p>
-    <w:p>
-      <w:pPr>
-        <w:pStyle w:val="NoSpacing"/>
-        <w:rPr>
-          <w:color w:val="EE0000"/>
-        </w:rPr>
-      </w:pPr>
-      <w:r>
-        <w:rPr>
-          <w:color w:val="EE0000"/>
-        </w:rPr>
-        <w:t>}</w:t>
-      </w:r>
-    </w:p>
-    <w:p/>
-    <w:p>
-      <w:pPr>
-        <w:rPr>
-          <w:b/>
-          <w:bCs/>
-        </w:rPr>
-      </w:pPr>
-      <w:r>
-        <w:rPr>
-          <w:b/>
-          <w:bCs/>
-        </w:rPr>
-        <w:t>Database</w:t>
-      </w:r>
-    </w:p>
-    <w:p>
-      <w:r>
-        <w:t>Use one database:</w:t>
-      </w:r>
-    </w:p>
-    <w:p>
-      <w:proofErr w:type="spellStart"/>
-      <w:r>
-        <w:t>company_db</w:t>
-      </w:r>
-      <w:proofErr w:type="spellEnd"/>
-    </w:p>
-    <w:p>
-      <w:pPr>
-        <w:pStyle w:val="NoSpacing"/>
-      </w:pPr>
-      <w:r>
-        <w:t>with two tables:</w:t>
-      </w:r>
-    </w:p>
-    <w:p>
-      <w:pPr>
-        <w:pStyle w:val="NoSpacing"/>
-      </w:pPr>
-      <w:r>
-        <w:t>department</w:t>
-      </w:r>
-    </w:p>
-    <w:p>
-      <w:pPr>
-        <w:pStyle w:val="NoSpacing"/>
-      </w:pPr>
-      <w:r>
-        <w:t>-----------</w:t>
-      </w:r>
-    </w:p>
-    <w:p>
-      <w:pPr>
-        <w:pStyle w:val="NoSpacing"/>
-      </w:pPr>
-      <w:r>
-        <w:t>id</w:t>
-      </w:r>
-    </w:p>
-    <w:p>
-      <w:pPr>
-        <w:pStyle w:val="NoSpacing"/>
-      </w:pPr>
-      <w:proofErr w:type="spellStart"/>
-      <w:r>
-        <w:t>department_name</w:t>
-      </w:r>
-      <w:proofErr w:type="spellEnd"/>
-    </w:p>
-    <w:p>
-      <w:pPr>
-        <w:pStyle w:val="NoSpacing"/>
-      </w:pPr>
-      <w:r>
-        <w:t>location</w:t>
-      </w:r>
-    </w:p>
-    <w:p>
-      <w:pPr>
-        <w:pStyle w:val="NoSpacing"/>
-      </w:pPr>
-    </w:p>
-    <w:p>
-      <w:pPr>
-        <w:pStyle w:val="NoSpacing"/>
-      </w:pPr>
-    </w:p>
-    <w:p>
-      <w:pPr>
-        <w:pStyle w:val="NoSpacing"/>
-      </w:pPr>
-      <w:r>
-        <w:t>employee</w:t>
-      </w:r>
-    </w:p>
-    <w:p>
-      <w:pPr>
-        <w:pStyle w:val="NoSpacing"/>
-      </w:pPr>
-      <w:r>
-        <w:lastRenderedPageBreak/>
-        <w:t>--------</w:t>
-      </w:r>
-    </w:p>
-    <w:p>
-      <w:pPr>
-        <w:pStyle w:val="NoSpacing"/>
-      </w:pPr>
-      <w:r>
-        <w:t>id</w:t>
-      </w:r>
-    </w:p>
-    <w:p>
-      <w:pPr>
-        <w:pStyle w:val="NoSpacing"/>
-      </w:pPr>
-      <w:proofErr w:type="spellStart"/>
-      <w:r>
-        <w:t>employee_name</w:t>
-      </w:r>
-      <w:proofErr w:type="spellEnd"/>
-    </w:p>
-    <w:p>
-      <w:pPr>
-        <w:pStyle w:val="NoSpacing"/>
-      </w:pPr>
-      <w:r>
-        <w:t>email</w:t>
-      </w:r>
-    </w:p>
-    <w:p>
-      <w:pPr>
-        <w:pStyle w:val="NoSpacing"/>
-      </w:pPr>
-      <w:r>
-        <w:t>salary</w:t>
-      </w:r>
-    </w:p>
-    <w:p>
-      <w:pPr>
-        <w:pStyle w:val="NoSpacing"/>
-      </w:pPr>
-      <w:proofErr w:type="spellStart"/>
-      <w:r>
-        <w:t>department_id</w:t>
-      </w:r>
-      <w:proofErr w:type="spellEnd"/>
+        <w:t xml:space="preserve"> Client</w:t>
+      </w:r>
+    </w:p>
+    <w:p>
+      <w:r>
+        <w:t xml:space="preserve">   ↓</w:t>
+      </w:r>
+    </w:p>
+    <w:p>
+      <w:r>
+        <w:t>Employee Service</w:t>
+      </w:r>
+    </w:p>
+    <w:p>
+      <w:r>
+        <w:t xml:space="preserve">   ↓</w:t>
+      </w:r>
+    </w:p>
+    <w:p>
+      <w:r>
+        <w:t>PostgreSQL</w:t>
+      </w:r>
     </w:p>
     <w:p/>
     <w:sectPr>
@@ -1566,6 +2235,566 @@
 <file path=word/numbering.xml><?xml version="1.0" encoding="utf-8"?>
 <w:numbering xmlns:wpc="http://schemas.microsoft.com/office/word/2010/wordprocessingCanvas" xmlns:cx="http://schemas.microsoft.com/office/drawing/2014/chartex" xmlns:cx1="http://schemas.microsoft.com/office/drawing/2015/9/8/chartex" xmlns:cx2="http://schemas.microsoft.com/office/drawing/2015/10/21/chartex" xmlns:cx3="http://schemas.microsoft.com/office/drawing/2016/5/9/chartex" xmlns:cx4="http://schemas.microsoft.com/office/drawing/2016/5/10/chartex" xmlns:cx5="http://schemas.microsoft.com/office/drawing/2016/5/11/chartex" xmlns:cx6="http://schemas.microsoft.com/office/drawing/2016/5/12/chartex" xmlns:cx7="http://schemas.microsoft.com/office/drawing/2016/5/13/chartex" xmlns:cx8="http://schemas.microsoft.com/office/drawing/2016/5/14/chartex" xmlns:mc="http://schemas.openxmlformats.org/markup-compatibility/2006" xmlns:aink="http://schemas.microsoft.com/office/drawing/2016/ink" xmlns:am3d="http://schemas.microsoft.com/office/drawing/2017/model3d" xmlns:o="urn:schemas-microsoft-com:office:office" xmlns:oel="http://schemas.microsoft.com/office/2019/extlst" xmlns:r="http://schemas.openxmlformats.org/officeDocument/2006/relationships" xmlns:m="http://schemas.openxmlformats.org/officeDocument/2006/math" xmlns:v="urn:schemas-microsoft-com:vml" xmlns:wp14="http://schemas.microsoft.com/office/word/2010/wordprocessingDrawing" xmlns:wp="http://schemas.openxmlformats.org/drawingml/2006/wordprocessingDrawing" xmlns:w10="urn:schemas-microsoft-com:office:word" xmlns:w="http://schemas.openxmlformats.org/wordprocessingml/2006/main" xmlns:w14="http://schemas.microsoft.com/office/word/2010/wordml" xmlns:w15="http://schemas.microsoft.com/office/word/2012/wordml" xmlns:w16cex="http://schemas.microsoft.com/office/word/2018/wordml/cex" xmlns:w16cid="http://schemas.microsoft.com/office/word/2016/wordml/cid" xmlns:w16="http://schemas.microsoft.com/office/word/2018/wordml" xmlns:w16du="http://schemas.microsoft.com/office/word/2023/wordml/word16du" xmlns:w16sdtdh="http://schemas.microsoft.com/office/word/2020/wordml/sdtdatahash" xmlns:w16sdtfl="http://schemas.microsoft.com/office/word/2024/wordml/sdtformatlock" xmlns:w16se="http://schemas.microsoft.com/office/word/2015/wordml/symex" xmlns:wpg="http://schemas.microsoft.com/office/word/2010/wordprocessingGroup" xmlns:wpi="http://schemas.microsoft.com/office/word/2010/wordprocessingInk" xmlns:wne="http://schemas.microsoft.com/office/word/2006/wordml" xmlns:wps="http://schemas.microsoft.com/office/word/2010/wordprocessingShape" mc:Ignorable="w14 w15 w16se w16cid w16 w16cex w16sdtdh w16sdtfl w16du wp14">
   <w:abstractNum w:abstractNumId="0" w15:restartNumberingAfterBreak="0">
+    <w:nsid w:val="08097667"/>
+    <w:multiLevelType w:val="multilevel"/>
+    <w:tmpl w:val="46B88CAC"/>
+    <w:lvl w:ilvl="0">
+      <w:start w:val="1"/>
+      <w:numFmt w:val="decimal"/>
+      <w:lvlText w:val="%1."/>
+      <w:lvlJc w:val="left"/>
+      <w:pPr>
+        <w:tabs>
+          <w:tab w:val="num" w:pos="720"/>
+        </w:tabs>
+        <w:ind w:left="720" w:hanging="360"/>
+      </w:pPr>
+    </w:lvl>
+    <w:lvl w:ilvl="1" w:tentative="1">
+      <w:start w:val="1"/>
+      <w:numFmt w:val="decimal"/>
+      <w:lvlText w:val="%2."/>
+      <w:lvlJc w:val="left"/>
+      <w:pPr>
+        <w:tabs>
+          <w:tab w:val="num" w:pos="1440"/>
+        </w:tabs>
+        <w:ind w:left="1440" w:hanging="360"/>
+      </w:pPr>
+    </w:lvl>
+    <w:lvl w:ilvl="2" w:tentative="1">
+      <w:start w:val="1"/>
+      <w:numFmt w:val="decimal"/>
+      <w:lvlText w:val="%3."/>
+      <w:lvlJc w:val="left"/>
+      <w:pPr>
+        <w:tabs>
+          <w:tab w:val="num" w:pos="2160"/>
+        </w:tabs>
+        <w:ind w:left="2160" w:hanging="360"/>
+      </w:pPr>
+    </w:lvl>
+    <w:lvl w:ilvl="3" w:tentative="1">
+      <w:start w:val="1"/>
+      <w:numFmt w:val="decimal"/>
+      <w:lvlText w:val="%4."/>
+      <w:lvlJc w:val="left"/>
+      <w:pPr>
+        <w:tabs>
+          <w:tab w:val="num" w:pos="2880"/>
+        </w:tabs>
+        <w:ind w:left="2880" w:hanging="360"/>
+      </w:pPr>
+    </w:lvl>
+    <w:lvl w:ilvl="4" w:tentative="1">
+      <w:start w:val="1"/>
+      <w:numFmt w:val="decimal"/>
+      <w:lvlText w:val="%5."/>
+      <w:lvlJc w:val="left"/>
+      <w:pPr>
+        <w:tabs>
+          <w:tab w:val="num" w:pos="3600"/>
+        </w:tabs>
+        <w:ind w:left="3600" w:hanging="360"/>
+      </w:pPr>
+    </w:lvl>
+    <w:lvl w:ilvl="5" w:tentative="1">
+      <w:start w:val="1"/>
+      <w:numFmt w:val="decimal"/>
+      <w:lvlText w:val="%6."/>
+      <w:lvlJc w:val="left"/>
+      <w:pPr>
+        <w:tabs>
+          <w:tab w:val="num" w:pos="4320"/>
+        </w:tabs>
+        <w:ind w:left="4320" w:hanging="360"/>
+      </w:pPr>
+    </w:lvl>
+    <w:lvl w:ilvl="6" w:tentative="1">
+      <w:start w:val="1"/>
+      <w:numFmt w:val="decimal"/>
+      <w:lvlText w:val="%7."/>
+      <w:lvlJc w:val="left"/>
+      <w:pPr>
+        <w:tabs>
+          <w:tab w:val="num" w:pos="5040"/>
+        </w:tabs>
+        <w:ind w:left="5040" w:hanging="360"/>
+      </w:pPr>
+    </w:lvl>
+    <w:lvl w:ilvl="7" w:tentative="1">
+      <w:start w:val="1"/>
+      <w:numFmt w:val="decimal"/>
+      <w:lvlText w:val="%8."/>
+      <w:lvlJc w:val="left"/>
+      <w:pPr>
+        <w:tabs>
+          <w:tab w:val="num" w:pos="5760"/>
+        </w:tabs>
+        <w:ind w:left="5760" w:hanging="360"/>
+      </w:pPr>
+    </w:lvl>
+    <w:lvl w:ilvl="8" w:tentative="1">
+      <w:start w:val="1"/>
+      <w:numFmt w:val="decimal"/>
+      <w:lvlText w:val="%9."/>
+      <w:lvlJc w:val="left"/>
+      <w:pPr>
+        <w:tabs>
+          <w:tab w:val="num" w:pos="6480"/>
+        </w:tabs>
+        <w:ind w:left="6480" w:hanging="360"/>
+      </w:pPr>
+    </w:lvl>
+  </w:abstractNum>
+  <w:abstractNum w:abstractNumId="1" w15:restartNumberingAfterBreak="0">
+    <w:nsid w:val="0C250A25"/>
+    <w:multiLevelType w:val="multilevel"/>
+    <w:tmpl w:val="C29205F0"/>
+    <w:lvl w:ilvl="0">
+      <w:start w:val="1"/>
+      <w:numFmt w:val="bullet"/>
+      <w:lvlText w:val=""/>
+      <w:lvlJc w:val="left"/>
+      <w:pPr>
+        <w:tabs>
+          <w:tab w:val="num" w:pos="720"/>
+        </w:tabs>
+        <w:ind w:left="720" w:hanging="360"/>
+      </w:pPr>
+      <w:rPr>
+        <w:rFonts w:ascii="Symbol" w:hAnsi="Symbol" w:hint="default"/>
+        <w:sz w:val="20"/>
+      </w:rPr>
+    </w:lvl>
+    <w:lvl w:ilvl="1" w:tentative="1">
+      <w:start w:val="1"/>
+      <w:numFmt w:val="bullet"/>
+      <w:lvlText w:val="o"/>
+      <w:lvlJc w:val="left"/>
+      <w:pPr>
+        <w:tabs>
+          <w:tab w:val="num" w:pos="1440"/>
+        </w:tabs>
+        <w:ind w:left="1440" w:hanging="360"/>
+      </w:pPr>
+      <w:rPr>
+        <w:rFonts w:ascii="Courier New" w:hAnsi="Courier New" w:hint="default"/>
+        <w:sz w:val="20"/>
+      </w:rPr>
+    </w:lvl>
+    <w:lvl w:ilvl="2" w:tentative="1">
+      <w:start w:val="1"/>
+      <w:numFmt w:val="bullet"/>
+      <w:lvlText w:val=""/>
+      <w:lvlJc w:val="left"/>
+      <w:pPr>
+        <w:tabs>
+          <w:tab w:val="num" w:pos="2160"/>
+        </w:tabs>
+        <w:ind w:left="2160" w:hanging="360"/>
+      </w:pPr>
+      <w:rPr>
+        <w:rFonts w:ascii="Wingdings" w:hAnsi="Wingdings" w:hint="default"/>
+        <w:sz w:val="20"/>
+      </w:rPr>
+    </w:lvl>
+    <w:lvl w:ilvl="3" w:tentative="1">
+      <w:start w:val="1"/>
+      <w:numFmt w:val="bullet"/>
+      <w:lvlText w:val=""/>
+      <w:lvlJc w:val="left"/>
+      <w:pPr>
+        <w:tabs>
+          <w:tab w:val="num" w:pos="2880"/>
+        </w:tabs>
+        <w:ind w:left="2880" w:hanging="360"/>
+      </w:pPr>
+      <w:rPr>
+        <w:rFonts w:ascii="Wingdings" w:hAnsi="Wingdings" w:hint="default"/>
+        <w:sz w:val="20"/>
+      </w:rPr>
+    </w:lvl>
+    <w:lvl w:ilvl="4" w:tentative="1">
+      <w:start w:val="1"/>
+      <w:numFmt w:val="bullet"/>
+      <w:lvlText w:val=""/>
+      <w:lvlJc w:val="left"/>
+      <w:pPr>
+        <w:tabs>
+          <w:tab w:val="num" w:pos="3600"/>
+        </w:tabs>
+        <w:ind w:left="3600" w:hanging="360"/>
+      </w:pPr>
+      <w:rPr>
+        <w:rFonts w:ascii="Wingdings" w:hAnsi="Wingdings" w:hint="default"/>
+        <w:sz w:val="20"/>
+      </w:rPr>
+    </w:lvl>
+    <w:lvl w:ilvl="5" w:tentative="1">
+      <w:start w:val="1"/>
+      <w:numFmt w:val="bullet"/>
+      <w:lvlText w:val=""/>
+      <w:lvlJc w:val="left"/>
+      <w:pPr>
+        <w:tabs>
+          <w:tab w:val="num" w:pos="4320"/>
+        </w:tabs>
+        <w:ind w:left="4320" w:hanging="360"/>
+      </w:pPr>
+      <w:rPr>
+        <w:rFonts w:ascii="Wingdings" w:hAnsi="Wingdings" w:hint="default"/>
+        <w:sz w:val="20"/>
+      </w:rPr>
+    </w:lvl>
+    <w:lvl w:ilvl="6" w:tentative="1">
+      <w:start w:val="1"/>
+      <w:numFmt w:val="bullet"/>
+      <w:lvlText w:val=""/>
+      <w:lvlJc w:val="left"/>
+      <w:pPr>
+        <w:tabs>
+          <w:tab w:val="num" w:pos="5040"/>
+        </w:tabs>
+        <w:ind w:left="5040" w:hanging="360"/>
+      </w:pPr>
+      <w:rPr>
+        <w:rFonts w:ascii="Wingdings" w:hAnsi="Wingdings" w:hint="default"/>
+        <w:sz w:val="20"/>
+      </w:rPr>
+    </w:lvl>
+    <w:lvl w:ilvl="7" w:tentative="1">
+      <w:start w:val="1"/>
+      <w:numFmt w:val="bullet"/>
+      <w:lvlText w:val=""/>
+      <w:lvlJc w:val="left"/>
+      <w:pPr>
+        <w:tabs>
+          <w:tab w:val="num" w:pos="5760"/>
+        </w:tabs>
+        <w:ind w:left="5760" w:hanging="360"/>
+      </w:pPr>
+      <w:rPr>
+        <w:rFonts w:ascii="Wingdings" w:hAnsi="Wingdings" w:hint="default"/>
+        <w:sz w:val="20"/>
+      </w:rPr>
+    </w:lvl>
+    <w:lvl w:ilvl="8" w:tentative="1">
+      <w:start w:val="1"/>
+      <w:numFmt w:val="bullet"/>
+      <w:lvlText w:val=""/>
+      <w:lvlJc w:val="left"/>
+      <w:pPr>
+        <w:tabs>
+          <w:tab w:val="num" w:pos="6480"/>
+        </w:tabs>
+        <w:ind w:left="6480" w:hanging="360"/>
+      </w:pPr>
+      <w:rPr>
+        <w:rFonts w:ascii="Wingdings" w:hAnsi="Wingdings" w:hint="default"/>
+        <w:sz w:val="20"/>
+      </w:rPr>
+    </w:lvl>
+  </w:abstractNum>
+  <w:abstractNum w:abstractNumId="2" w15:restartNumberingAfterBreak="0">
+    <w:nsid w:val="2B5A68CA"/>
+    <w:multiLevelType w:val="multilevel"/>
+    <w:tmpl w:val="C5501236"/>
+    <w:lvl w:ilvl="0">
+      <w:start w:val="1"/>
+      <w:numFmt w:val="bullet"/>
+      <w:lvlText w:val=""/>
+      <w:lvlJc w:val="left"/>
+      <w:pPr>
+        <w:tabs>
+          <w:tab w:val="num" w:pos="720"/>
+        </w:tabs>
+        <w:ind w:left="720" w:hanging="360"/>
+      </w:pPr>
+      <w:rPr>
+        <w:rFonts w:ascii="Symbol" w:hAnsi="Symbol" w:hint="default"/>
+        <w:sz w:val="20"/>
+      </w:rPr>
+    </w:lvl>
+    <w:lvl w:ilvl="1" w:tentative="1">
+      <w:start w:val="1"/>
+      <w:numFmt w:val="bullet"/>
+      <w:lvlText w:val="o"/>
+      <w:lvlJc w:val="left"/>
+      <w:pPr>
+        <w:tabs>
+          <w:tab w:val="num" w:pos="1440"/>
+        </w:tabs>
+        <w:ind w:left="1440" w:hanging="360"/>
+      </w:pPr>
+      <w:rPr>
+        <w:rFonts w:ascii="Courier New" w:hAnsi="Courier New" w:hint="default"/>
+        <w:sz w:val="20"/>
+      </w:rPr>
+    </w:lvl>
+    <w:lvl w:ilvl="2" w:tentative="1">
+      <w:start w:val="1"/>
+      <w:numFmt w:val="bullet"/>
+      <w:lvlText w:val=""/>
+      <w:lvlJc w:val="left"/>
+      <w:pPr>
+        <w:tabs>
+          <w:tab w:val="num" w:pos="2160"/>
+        </w:tabs>
+        <w:ind w:left="2160" w:hanging="360"/>
+      </w:pPr>
+      <w:rPr>
+        <w:rFonts w:ascii="Wingdings" w:hAnsi="Wingdings" w:hint="default"/>
+        <w:sz w:val="20"/>
+      </w:rPr>
+    </w:lvl>
+    <w:lvl w:ilvl="3" w:tentative="1">
+      <w:start w:val="1"/>
+      <w:numFmt w:val="bullet"/>
+      <w:lvlText w:val=""/>
+      <w:lvlJc w:val="left"/>
+      <w:pPr>
+        <w:tabs>
+          <w:tab w:val="num" w:pos="2880"/>
+        </w:tabs>
+        <w:ind w:left="2880" w:hanging="360"/>
+      </w:pPr>
+      <w:rPr>
+        <w:rFonts w:ascii="Wingdings" w:hAnsi="Wingdings" w:hint="default"/>
+        <w:sz w:val="20"/>
+      </w:rPr>
+    </w:lvl>
+    <w:lvl w:ilvl="4" w:tentative="1">
+      <w:start w:val="1"/>
+      <w:numFmt w:val="bullet"/>
+      <w:lvlText w:val=""/>
+      <w:lvlJc w:val="left"/>
+      <w:pPr>
+        <w:tabs>
+          <w:tab w:val="num" w:pos="3600"/>
+        </w:tabs>
+        <w:ind w:left="3600" w:hanging="360"/>
+      </w:pPr>
+      <w:rPr>
+        <w:rFonts w:ascii="Wingdings" w:hAnsi="Wingdings" w:hint="default"/>
+        <w:sz w:val="20"/>
+      </w:rPr>
+    </w:lvl>
+    <w:lvl w:ilvl="5" w:tentative="1">
+      <w:start w:val="1"/>
+      <w:numFmt w:val="bullet"/>
+      <w:lvlText w:val=""/>
+      <w:lvlJc w:val="left"/>
+      <w:pPr>
+        <w:tabs>
+          <w:tab w:val="num" w:pos="4320"/>
+        </w:tabs>
+        <w:ind w:left="4320" w:hanging="360"/>
+      </w:pPr>
+      <w:rPr>
+        <w:rFonts w:ascii="Wingdings" w:hAnsi="Wingdings" w:hint="default"/>
+        <w:sz w:val="20"/>
+      </w:rPr>
+    </w:lvl>
+    <w:lvl w:ilvl="6" w:tentative="1">
+      <w:start w:val="1"/>
+      <w:numFmt w:val="bullet"/>
+      <w:lvlText w:val=""/>
+      <w:lvlJc w:val="left"/>
+      <w:pPr>
+        <w:tabs>
+          <w:tab w:val="num" w:pos="5040"/>
+        </w:tabs>
+        <w:ind w:left="5040" w:hanging="360"/>
+      </w:pPr>
+      <w:rPr>
+        <w:rFonts w:ascii="Wingdings" w:hAnsi="Wingdings" w:hint="default"/>
+        <w:sz w:val="20"/>
+      </w:rPr>
+    </w:lvl>
+    <w:lvl w:ilvl="7" w:tentative="1">
+      <w:start w:val="1"/>
+      <w:numFmt w:val="bullet"/>
+      <w:lvlText w:val=""/>
+      <w:lvlJc w:val="left"/>
+      <w:pPr>
+        <w:tabs>
+          <w:tab w:val="num" w:pos="5760"/>
+        </w:tabs>
+        <w:ind w:left="5760" w:hanging="360"/>
+      </w:pPr>
+      <w:rPr>
+        <w:rFonts w:ascii="Wingdings" w:hAnsi="Wingdings" w:hint="default"/>
+        <w:sz w:val="20"/>
+      </w:rPr>
+    </w:lvl>
+    <w:lvl w:ilvl="8" w:tentative="1">
+      <w:start w:val="1"/>
+      <w:numFmt w:val="bullet"/>
+      <w:lvlText w:val=""/>
+      <w:lvlJc w:val="left"/>
+      <w:pPr>
+        <w:tabs>
+          <w:tab w:val="num" w:pos="6480"/>
+        </w:tabs>
+        <w:ind w:left="6480" w:hanging="360"/>
+      </w:pPr>
+      <w:rPr>
+        <w:rFonts w:ascii="Wingdings" w:hAnsi="Wingdings" w:hint="default"/>
+        <w:sz w:val="20"/>
+      </w:rPr>
+    </w:lvl>
+  </w:abstractNum>
+  <w:abstractNum w:abstractNumId="3" w15:restartNumberingAfterBreak="0">
+    <w:nsid w:val="43C93217"/>
+    <w:multiLevelType w:val="multilevel"/>
+    <w:tmpl w:val="B29A3722"/>
+    <w:lvl w:ilvl="0">
+      <w:start w:val="1"/>
+      <w:numFmt w:val="bullet"/>
+      <w:lvlText w:val=""/>
+      <w:lvlJc w:val="left"/>
+      <w:pPr>
+        <w:tabs>
+          <w:tab w:val="num" w:pos="720"/>
+        </w:tabs>
+        <w:ind w:left="720" w:hanging="360"/>
+      </w:pPr>
+      <w:rPr>
+        <w:rFonts w:ascii="Symbol" w:hAnsi="Symbol" w:hint="default"/>
+        <w:sz w:val="20"/>
+      </w:rPr>
+    </w:lvl>
+    <w:lvl w:ilvl="1" w:tentative="1">
+      <w:start w:val="1"/>
+      <w:numFmt w:val="bullet"/>
+      <w:lvlText w:val="o"/>
+      <w:lvlJc w:val="left"/>
+      <w:pPr>
+        <w:tabs>
+          <w:tab w:val="num" w:pos="1440"/>
+        </w:tabs>
+        <w:ind w:left="1440" w:hanging="360"/>
+      </w:pPr>
+      <w:rPr>
+        <w:rFonts w:ascii="Courier New" w:hAnsi="Courier New" w:hint="default"/>
+        <w:sz w:val="20"/>
+      </w:rPr>
+    </w:lvl>
+    <w:lvl w:ilvl="2" w:tentative="1">
+      <w:start w:val="1"/>
+      <w:numFmt w:val="bullet"/>
+      <w:lvlText w:val=""/>
+      <w:lvlJc w:val="left"/>
+      <w:pPr>
+        <w:tabs>
+          <w:tab w:val="num" w:pos="2160"/>
+        </w:tabs>
+        <w:ind w:left="2160" w:hanging="360"/>
+      </w:pPr>
+      <w:rPr>
+        <w:rFonts w:ascii="Wingdings" w:hAnsi="Wingdings" w:hint="default"/>
+        <w:sz w:val="20"/>
+      </w:rPr>
+    </w:lvl>
+    <w:lvl w:ilvl="3" w:tentative="1">
+      <w:start w:val="1"/>
+      <w:numFmt w:val="bullet"/>
+      <w:lvlText w:val=""/>
+      <w:lvlJc w:val="left"/>
+      <w:pPr>
+        <w:tabs>
+          <w:tab w:val="num" w:pos="2880"/>
+        </w:tabs>
+        <w:ind w:left="2880" w:hanging="360"/>
+      </w:pPr>
+      <w:rPr>
+        <w:rFonts w:ascii="Wingdings" w:hAnsi="Wingdings" w:hint="default"/>
+        <w:sz w:val="20"/>
+      </w:rPr>
+    </w:lvl>
+    <w:lvl w:ilvl="4" w:tentative="1">
+      <w:start w:val="1"/>
+      <w:numFmt w:val="bullet"/>
+      <w:lvlText w:val=""/>
+      <w:lvlJc w:val="left"/>
+      <w:pPr>
+        <w:tabs>
+          <w:tab w:val="num" w:pos="3600"/>
+        </w:tabs>
+        <w:ind w:left="3600" w:hanging="360"/>
+      </w:pPr>
+      <w:rPr>
+        <w:rFonts w:ascii="Wingdings" w:hAnsi="Wingdings" w:hint="default"/>
+        <w:sz w:val="20"/>
+      </w:rPr>
+    </w:lvl>
+    <w:lvl w:ilvl="5" w:tentative="1">
+      <w:start w:val="1"/>
+      <w:numFmt w:val="bullet"/>
+      <w:lvlText w:val=""/>
+      <w:lvlJc w:val="left"/>
+      <w:pPr>
+        <w:tabs>
+          <w:tab w:val="num" w:pos="4320"/>
+        </w:tabs>
+        <w:ind w:left="4320" w:hanging="360"/>
+      </w:pPr>
+      <w:rPr>
+        <w:rFonts w:ascii="Wingdings" w:hAnsi="Wingdings" w:hint="default"/>
+        <w:sz w:val="20"/>
+      </w:rPr>
+    </w:lvl>
+    <w:lvl w:ilvl="6" w:tentative="1">
+      <w:start w:val="1"/>
+      <w:numFmt w:val="bullet"/>
+      <w:lvlText w:val=""/>
+      <w:lvlJc w:val="left"/>
+      <w:pPr>
+        <w:tabs>
+          <w:tab w:val="num" w:pos="5040"/>
+        </w:tabs>
+        <w:ind w:left="5040" w:hanging="360"/>
+      </w:pPr>
+      <w:rPr>
+        <w:rFonts w:ascii="Wingdings" w:hAnsi="Wingdings" w:hint="default"/>
+        <w:sz w:val="20"/>
+      </w:rPr>
+    </w:lvl>
+    <w:lvl w:ilvl="7" w:tentative="1">
+      <w:start w:val="1"/>
+      <w:numFmt w:val="bullet"/>
+      <w:lvlText w:val=""/>
+      <w:lvlJc w:val="left"/>
+      <w:pPr>
+        <w:tabs>
+          <w:tab w:val="num" w:pos="5760"/>
+        </w:tabs>
+        <w:ind w:left="5760" w:hanging="360"/>
+      </w:pPr>
+      <w:rPr>
+        <w:rFonts w:ascii="Wingdings" w:hAnsi="Wingdings" w:hint="default"/>
+        <w:sz w:val="20"/>
+      </w:rPr>
+    </w:lvl>
+    <w:lvl w:ilvl="8" w:tentative="1">
+      <w:start w:val="1"/>
+      <w:numFmt w:val="bullet"/>
+      <w:lvlText w:val=""/>
+      <w:lvlJc w:val="left"/>
+      <w:pPr>
+        <w:tabs>
+          <w:tab w:val="num" w:pos="6480"/>
+        </w:tabs>
+        <w:ind w:left="6480" w:hanging="360"/>
+      </w:pPr>
+      <w:rPr>
+        <w:rFonts w:ascii="Wingdings" w:hAnsi="Wingdings" w:hint="default"/>
+        <w:sz w:val="20"/>
+      </w:rPr>
+    </w:lvl>
+  </w:abstractNum>
+  <w:abstractNum w:abstractNumId="4" w15:restartNumberingAfterBreak="0">
     <w:nsid w:val="4CE66769"/>
     <w:multiLevelType w:val="multilevel"/>
     <w:tmpl w:val="E4761AFE"/>
@@ -1714,7 +2943,7 @@
       </w:rPr>
     </w:lvl>
   </w:abstractNum>
-  <w:abstractNum w:abstractNumId="1" w15:restartNumberingAfterBreak="0">
+  <w:abstractNum w:abstractNumId="5" w15:restartNumberingAfterBreak="0">
     <w:nsid w:val="4F746BA6"/>
     <w:multiLevelType w:val="multilevel"/>
     <w:tmpl w:val="FAA654F2"/>
@@ -1827,11 +3056,255 @@
       </w:pPr>
     </w:lvl>
   </w:abstractNum>
+  <w:abstractNum w:abstractNumId="6" w15:restartNumberingAfterBreak="0">
+    <w:nsid w:val="6F7D6A0B"/>
+    <w:multiLevelType w:val="multilevel"/>
+    <w:tmpl w:val="F07C7EA2"/>
+    <w:lvl w:ilvl="0">
+      <w:start w:val="1"/>
+      <w:numFmt w:val="decimal"/>
+      <w:lvlText w:val="%1."/>
+      <w:lvlJc w:val="left"/>
+      <w:pPr>
+        <w:tabs>
+          <w:tab w:val="num" w:pos="720"/>
+        </w:tabs>
+        <w:ind w:left="720" w:hanging="360"/>
+      </w:pPr>
+    </w:lvl>
+    <w:lvl w:ilvl="1" w:tentative="1">
+      <w:start w:val="1"/>
+      <w:numFmt w:val="decimal"/>
+      <w:lvlText w:val="%2."/>
+      <w:lvlJc w:val="left"/>
+      <w:pPr>
+        <w:tabs>
+          <w:tab w:val="num" w:pos="1440"/>
+        </w:tabs>
+        <w:ind w:left="1440" w:hanging="360"/>
+      </w:pPr>
+    </w:lvl>
+    <w:lvl w:ilvl="2" w:tentative="1">
+      <w:start w:val="1"/>
+      <w:numFmt w:val="decimal"/>
+      <w:lvlText w:val="%3."/>
+      <w:lvlJc w:val="left"/>
+      <w:pPr>
+        <w:tabs>
+          <w:tab w:val="num" w:pos="2160"/>
+        </w:tabs>
+        <w:ind w:left="2160" w:hanging="360"/>
+      </w:pPr>
+    </w:lvl>
+    <w:lvl w:ilvl="3" w:tentative="1">
+      <w:start w:val="1"/>
+      <w:numFmt w:val="decimal"/>
+      <w:lvlText w:val="%4."/>
+      <w:lvlJc w:val="left"/>
+      <w:pPr>
+        <w:tabs>
+          <w:tab w:val="num" w:pos="2880"/>
+        </w:tabs>
+        <w:ind w:left="2880" w:hanging="360"/>
+      </w:pPr>
+    </w:lvl>
+    <w:lvl w:ilvl="4" w:tentative="1">
+      <w:start w:val="1"/>
+      <w:numFmt w:val="decimal"/>
+      <w:lvlText w:val="%5."/>
+      <w:lvlJc w:val="left"/>
+      <w:pPr>
+        <w:tabs>
+          <w:tab w:val="num" w:pos="3600"/>
+        </w:tabs>
+        <w:ind w:left="3600" w:hanging="360"/>
+      </w:pPr>
+    </w:lvl>
+    <w:lvl w:ilvl="5" w:tentative="1">
+      <w:start w:val="1"/>
+      <w:numFmt w:val="decimal"/>
+      <w:lvlText w:val="%6."/>
+      <w:lvlJc w:val="left"/>
+      <w:pPr>
+        <w:tabs>
+          <w:tab w:val="num" w:pos="4320"/>
+        </w:tabs>
+        <w:ind w:left="4320" w:hanging="360"/>
+      </w:pPr>
+    </w:lvl>
+    <w:lvl w:ilvl="6" w:tentative="1">
+      <w:start w:val="1"/>
+      <w:numFmt w:val="decimal"/>
+      <w:lvlText w:val="%7."/>
+      <w:lvlJc w:val="left"/>
+      <w:pPr>
+        <w:tabs>
+          <w:tab w:val="num" w:pos="5040"/>
+        </w:tabs>
+        <w:ind w:left="5040" w:hanging="360"/>
+      </w:pPr>
+    </w:lvl>
+    <w:lvl w:ilvl="7" w:tentative="1">
+      <w:start w:val="1"/>
+      <w:numFmt w:val="decimal"/>
+      <w:lvlText w:val="%8."/>
+      <w:lvlJc w:val="left"/>
+      <w:pPr>
+        <w:tabs>
+          <w:tab w:val="num" w:pos="5760"/>
+        </w:tabs>
+        <w:ind w:left="5760" w:hanging="360"/>
+      </w:pPr>
+    </w:lvl>
+    <w:lvl w:ilvl="8" w:tentative="1">
+      <w:start w:val="1"/>
+      <w:numFmt w:val="decimal"/>
+      <w:lvlText w:val="%9."/>
+      <w:lvlJc w:val="left"/>
+      <w:pPr>
+        <w:tabs>
+          <w:tab w:val="num" w:pos="6480"/>
+        </w:tabs>
+        <w:ind w:left="6480" w:hanging="360"/>
+      </w:pPr>
+    </w:lvl>
+  </w:abstractNum>
+  <w:abstractNum w:abstractNumId="7" w15:restartNumberingAfterBreak="0">
+    <w:nsid w:val="7F1D410F"/>
+    <w:multiLevelType w:val="multilevel"/>
+    <w:tmpl w:val="58BE060C"/>
+    <w:lvl w:ilvl="0">
+      <w:start w:val="1"/>
+      <w:numFmt w:val="decimal"/>
+      <w:lvlText w:val="%1."/>
+      <w:lvlJc w:val="left"/>
+      <w:pPr>
+        <w:tabs>
+          <w:tab w:val="num" w:pos="720"/>
+        </w:tabs>
+        <w:ind w:left="720" w:hanging="360"/>
+      </w:pPr>
+    </w:lvl>
+    <w:lvl w:ilvl="1" w:tentative="1">
+      <w:start w:val="1"/>
+      <w:numFmt w:val="decimal"/>
+      <w:lvlText w:val="%2."/>
+      <w:lvlJc w:val="left"/>
+      <w:pPr>
+        <w:tabs>
+          <w:tab w:val="num" w:pos="1440"/>
+        </w:tabs>
+        <w:ind w:left="1440" w:hanging="360"/>
+      </w:pPr>
+    </w:lvl>
+    <w:lvl w:ilvl="2" w:tentative="1">
+      <w:start w:val="1"/>
+      <w:numFmt w:val="decimal"/>
+      <w:lvlText w:val="%3."/>
+      <w:lvlJc w:val="left"/>
+      <w:pPr>
+        <w:tabs>
+          <w:tab w:val="num" w:pos="2160"/>
+        </w:tabs>
+        <w:ind w:left="2160" w:hanging="360"/>
+      </w:pPr>
+    </w:lvl>
+    <w:lvl w:ilvl="3" w:tentative="1">
+      <w:start w:val="1"/>
+      <w:numFmt w:val="decimal"/>
+      <w:lvlText w:val="%4."/>
+      <w:lvlJc w:val="left"/>
+      <w:pPr>
+        <w:tabs>
+          <w:tab w:val="num" w:pos="2880"/>
+        </w:tabs>
+        <w:ind w:left="2880" w:hanging="360"/>
+      </w:pPr>
+    </w:lvl>
+    <w:lvl w:ilvl="4" w:tentative="1">
+      <w:start w:val="1"/>
+      <w:numFmt w:val="decimal"/>
+      <w:lvlText w:val="%5."/>
+      <w:lvlJc w:val="left"/>
+      <w:pPr>
+        <w:tabs>
+          <w:tab w:val="num" w:pos="3600"/>
+        </w:tabs>
+        <w:ind w:left="3600" w:hanging="360"/>
+      </w:pPr>
+    </w:lvl>
+    <w:lvl w:ilvl="5" w:tentative="1">
+      <w:start w:val="1"/>
+      <w:numFmt w:val="decimal"/>
+      <w:lvlText w:val="%6."/>
+      <w:lvlJc w:val="left"/>
+      <w:pPr>
+        <w:tabs>
+          <w:tab w:val="num" w:pos="4320"/>
+        </w:tabs>
+        <w:ind w:left="4320" w:hanging="360"/>
+      </w:pPr>
+    </w:lvl>
+    <w:lvl w:ilvl="6" w:tentative="1">
+      <w:start w:val="1"/>
+      <w:numFmt w:val="decimal"/>
+      <w:lvlText w:val="%7."/>
+      <w:lvlJc w:val="left"/>
+      <w:pPr>
+        <w:tabs>
+          <w:tab w:val="num" w:pos="5040"/>
+        </w:tabs>
+        <w:ind w:left="5040" w:hanging="360"/>
+      </w:pPr>
+    </w:lvl>
+    <w:lvl w:ilvl="7" w:tentative="1">
+      <w:start w:val="1"/>
+      <w:numFmt w:val="decimal"/>
+      <w:lvlText w:val="%8."/>
+      <w:lvlJc w:val="left"/>
+      <w:pPr>
+        <w:tabs>
+          <w:tab w:val="num" w:pos="5760"/>
+        </w:tabs>
+        <w:ind w:left="5760" w:hanging="360"/>
+      </w:pPr>
+    </w:lvl>
+    <w:lvl w:ilvl="8" w:tentative="1">
+      <w:start w:val="1"/>
+      <w:numFmt w:val="decimal"/>
+      <w:lvlText w:val="%9."/>
+      <w:lvlJc w:val="left"/>
+      <w:pPr>
+        <w:tabs>
+          <w:tab w:val="num" w:pos="6480"/>
+        </w:tabs>
+        <w:ind w:left="6480" w:hanging="360"/>
+      </w:pPr>
+    </w:lvl>
+  </w:abstractNum>
   <w:num w:numId="1" w16cid:durableId="264004821">
+    <w:abstractNumId w:val="5"/>
+  </w:num>
+  <w:num w:numId="2" w16cid:durableId="2008898296">
+    <w:abstractNumId w:val="4"/>
+  </w:num>
+  <w:num w:numId="3" w16cid:durableId="524759227">
+    <w:abstractNumId w:val="0"/>
+  </w:num>
+  <w:num w:numId="4" w16cid:durableId="1984574563">
+    <w:abstractNumId w:val="2"/>
+  </w:num>
+  <w:num w:numId="5" w16cid:durableId="916094554">
+    <w:abstractNumId w:val="6"/>
+  </w:num>
+  <w:num w:numId="6" w16cid:durableId="608699693">
     <w:abstractNumId w:val="1"/>
   </w:num>
-  <w:num w:numId="2" w16cid:durableId="2008898296">
-    <w:abstractNumId w:val="0"/>
+  <w:num w:numId="7" w16cid:durableId="868645782">
+    <w:abstractNumId w:val="3"/>
+  </w:num>
+  <w:num w:numId="8" w16cid:durableId="651642632">
+    <w:abstractNumId w:val="7"/>
   </w:num>
 </w:numbering>
 </file>
@@ -2762,6 +4235,29 @@
       <w:spacing w:after="0" w:line="240" w:lineRule="auto"/>
     </w:pPr>
   </w:style>
+  <w:style w:type="character" w:styleId="Hyperlink">
+    <w:name w:val="Hyperlink"/>
+    <w:basedOn w:val="DefaultParagraphFont"/>
+    <w:uiPriority w:val="99"/>
+    <w:unhideWhenUsed/>
+    <w:rsid w:val="006656C9"/>
+    <w:rPr>
+      <w:color w:val="0000FF" w:themeColor="hyperlink"/>
+      <w:u w:val="single"/>
+    </w:rPr>
+  </w:style>
+  <w:style w:type="character" w:styleId="UnresolvedMention">
+    <w:name w:val="Unresolved Mention"/>
+    <w:basedOn w:val="DefaultParagraphFont"/>
+    <w:uiPriority w:val="99"/>
+    <w:semiHidden/>
+    <w:unhideWhenUsed/>
+    <w:rsid w:val="006656C9"/>
+    <w:rPr>
+      <w:color w:val="605E5C"/>
+      <w:shd w:val="clear" w:color="auto" w:fill="E1DFDD"/>
+    </w:rPr>
+  </w:style>
 </w:styles>
 </file>
 
